--- a/artifacts/Vertex_scientific_work_v15.docx
+++ b/artifacts/Vertex_scientific_work_v15.docx
@@ -408,11 +408,6 @@
           <w:szCs w:val="28"/>
         </w:rPr>
         <w:t xml:space="preserve">Measured: on a controlled testbed of 23 619 accounts and 333 834 events the group-level detector reaches ROC-AUC 0.940 on accounts and 0.991 on groups, against 0.757 and 0.761 for a rule engine; on Elliptic (203 769 transactions) shape-only features reach 0.687 against 0.454 for a label-shuffled control. Target, not yet met: Recall 0.96 and Precision 0.92 on an external dataset carrying amounts and timestamps; the criterion is in section 3.7.</w:t>
-      </w:r>
-    </w:p>
-    <w:p>
-      <w:r>
-        <w:br w:type="page"/>
       </w:r>
     </w:p>
     <w:p>
@@ -486,7 +481,7 @@
           <w:sz w:val="28"/>
           <w:szCs w:val="28"/>
         </w:rPr>
-        <w:t xml:space="preserve">Документация описывает замысел системы целиком, и он шире написанного кода: она задаёт конечное состояние, к которому проект идёт. Опасно другое — когда по тексту нельзя отличить измеренное от задуманного, поэтому у каждого количественного утверждения стоит пометка статуса.</w:t>
+        <w:t xml:space="preserve">Документация описывает замысел системы целиком, и он шире написанного кода. Опасно другое — когда по тексту нельзя отличить измеренное от задуманного, поэтому у каждого количественного утверждения стоит пометка статуса.</w:t>
       </w:r>
     </w:p>
     <w:p>
@@ -1866,11 +1861,6 @@
       </w:r>
     </w:p>
     <w:p>
-      <w:r>
-        <w:br w:type="page"/>
-      </w:r>
-    </w:p>
-    <w:p>
       <w:pPr>
         <w:pStyle w:val="Heading1"/>
         <w:spacing w:after="200" w:before="360" w:line="360"/>
@@ -1916,7 +1906,7 @@
           <w:sz w:val="28"/>
           <w:szCs w:val="28"/>
         </w:rPr>
-        <w:t xml:space="preserve">Масштаб виден по статистике: за два года Национальный антифрод-центр перехватил свыше 117 миллиардов тенге и зафиксировал около 180 тысяч инцидентов, а Департамент экономических расследований ликвидировал 36 финансовых пирамид, в которые втянули свыше 86 тысяч человек.</w:t>
+        <w:t xml:space="preserve">За два года Национальный антифрод-центр перехватил свыше 117 миллиардов тенге и зафиксировал около 180 тысяч инцидентов, а Департамент экономических расследований ликвидировал 36 финансовых пирамид, в которые втянули свыше 86 тысяч человек.</w:t>
       </w:r>
     </w:p>
     <w:p>
@@ -1948,34 +1938,13 @@
           <w:sz w:val="28"/>
           <w:szCs w:val="28"/>
         </w:rPr>
-        <w:t xml:space="preserve">Отсюда цель: детектор, опознающий схему по геометрии потока без чёрных списков и персональных данных, и стенд, на котором ему можно не верить на слово.</w:t>
+        <w:t xml:space="preserve">Отсюда цель: детектор, опознающий схему по геометрии потока без чёрных списков и персональных данных, и стенд, на котором ему можно не верить на слово. Задачи и порядок работ заданы структурой глав.</w:t>
       </w:r>
     </w:p>
     <w:p>
       <w:pPr>
         <w:spacing w:after="120"/>
       </w:pPr>
-    </w:p>
-    <w:p>
-      <w:pPr>
-        <w:spacing w:after="120" w:line="360"/>
-        <w:ind w:firstLine="720"/>
-        <w:jc w:val="both"/>
-      </w:pPr>
-      <w:r>
-        <w:rPr>
-          <w:rFonts w:ascii="Times New Roman" w:cs="Times New Roman" w:eastAsia="Times New Roman" w:hAnsi="Times New Roman"/>
-          <w:color w:val="000000"/>
-          <w:sz w:val="28"/>
-          <w:szCs w:val="28"/>
-        </w:rPr>
-        <w:t xml:space="preserve">Задачи: измерить ограничение систем на правилах, формализовать типологии как структурные подписи на графе, построить генератор миров нарастающей сложности, сформулировать протокол проверки, устойчивый к утечке ответа во времени и между делами, измерить цену порога при реальной редкости и границу устойчивости к уклонению, проверить гипотезу на внешних данных и свести измерения в витрину, где каждое число читается из файла прогона.</w:t>
-      </w:r>
-    </w:p>
-    <w:p>
-      <w:r>
-        <w:br w:type="page"/>
-      </w:r>
     </w:p>
     <w:p>
       <w:pPr>
@@ -2775,11 +2744,6 @@
       </w:r>
     </w:p>
     <w:p>
-      <w:r>
-        <w:br w:type="page"/>
-      </w:r>
-    </w:p>
-    <w:p>
       <w:pPr>
         <w:pStyle w:val="Heading1"/>
         <w:spacing w:after="200" w:before="360" w:line="360"/>
@@ -3538,7 +3502,7 @@
           <w:sz w:val="28"/>
           <w:szCs w:val="28"/>
         </w:rPr>
-        <w:t xml:space="preserve">W задуман как мера транзита без удержания: поступления сопоставляются со списаниями по правилу «первым пришёл — первым ушёл», и если сумма уходит почти целиком и сразу, вклад пары близок к единице. Затухание по времени делает W регулятором горизонта — малые значения настраивают на пирамиды, большие на скоростной вывод, — что и делало его кандидатом на единую шкалу.</w:t>
+        <w:t xml:space="preserve">W задуман как мера транзита без удержания: поступления сопоставляются со списаниями по правилу «первым пришёл — первым ушёл», и если сумма уходит почти целиком и сразу, вклад пары близок к единице. Затухание по времени делает W регулятором горизонта — от пирамид до скоростного вывода, — что и делало его кандидатом на единую шкалу.</w:t>
       </w:r>
     </w:p>
     <w:p>
@@ -3601,7 +3565,7 @@
           <w:sz w:val="28"/>
           <w:szCs w:val="28"/>
         </w:rPr>
-        <w:t xml:space="preserve">Результат отрицательный и приводится именно как результат: гипотеза о единой геометрии устояла, не устояла формула, которой её предлагалось измерять. [П] Направление переформулировки — считать W по делу целиком, сопоставляя конкретные поступления с конкретными списаниями внутри группы. На нынешних данных это не проверить: у Elliptic сумм нет, нужен внешний набор (раздел 3.7).</w:t>
+        <w:t xml:space="preserve">Результат отрицательный и приводится именно как результат: гипотеза о единой геометрии устояла, не устояла формула. [П] Направление переформулировки — считать W по делу целиком, сопоставляя конкретные поступления со списаниями внутри группы; на нынешних данных это не проверить, нужен внешний набор с суммами (раздел 3.7).</w:t>
       </w:r>
     </w:p>
     <w:p>
@@ -3725,11 +3689,6 @@
           <w:szCs w:val="28"/>
         </w:rPr>
         <w:t xml:space="preserve">После перехода доля мошеннических дел стабилизировалась в пределах 0.155–0.190 по датам вместо разброса в одиннадцать раз. Побочный и более важный эффект — панель разделила два разных вопроса о качестве, до того сливавшихся в одно число (раздел 3.2).</w:t>
-      </w:r>
-    </w:p>
-    <w:p>
-      <w:r>
-        <w:br w:type="page"/>
       </w:r>
     </w:p>
     <w:p>
@@ -8604,11 +8563,6 @@
       </w:r>
     </w:p>
     <w:p>
-      <w:r>
-        <w:br w:type="page"/>
-      </w:r>
-    </w:p>
-    <w:p>
       <w:pPr>
         <w:pStyle w:val="Heading1"/>
         <w:spacing w:after="200" w:before="360" w:line="360"/>
@@ -9414,11 +9368,6 @@
       </w:r>
     </w:p>
     <w:p>
-      <w:r>
-        <w:br w:type="page"/>
-      </w:r>
-    </w:p>
-    <w:p>
       <w:pPr>
         <w:pStyle w:val="Heading1"/>
         <w:spacing w:after="200" w:before="360" w:line="360"/>
@@ -9606,11 +9555,6 @@
       </w:r>
     </w:p>
     <w:p>
-      <w:r>
-        <w:br w:type="page"/>
-      </w:r>
-    </w:p>
-    <w:p>
       <w:pPr>
         <w:pStyle w:val="Heading1"/>
         <w:spacing w:after="200" w:before="360" w:line="360"/>
@@ -9769,11 +9713,6 @@
           <w:szCs w:val="28"/>
         </w:rPr>
         <w:t xml:space="preserve">Отчёт АО «Национальная платёжная корпорация РК»: результаты второй фазы проекта «Цифровой тенге». Астана, 2025.</w:t>
-      </w:r>
-    </w:p>
-    <w:p>
-      <w:r>
-        <w:br w:type="page"/>
       </w:r>
     </w:p>
     <w:p>

--- a/artifacts/Vertex_scientific_work_v15.docx
+++ b/artifacts/Vertex_scientific_work_v15.docx
@@ -363,23 +363,6 @@
     </w:p>
     <w:p>
       <w:pPr>
-        <w:pStyle w:val="Heading3"/>
-        <w:spacing w:after="120" w:before="220" w:line="360"/>
-      </w:pPr>
-      <w:r>
-        <w:rPr>
-          <w:rFonts w:ascii="Times New Roman" w:cs="Times New Roman" w:eastAsia="Times New Roman" w:hAnsi="Times New Roman"/>
-          <w:b/>
-          <w:bCs/>
-          <w:color w:val="000000"/>
-          <w:sz w:val="28"/>
-          <w:szCs w:val="28"/>
-        </w:rPr>
-        <w:t xml:space="preserve">In English</w:t>
-      </w:r>
-    </w:p>
-    <w:p>
-      <w:pPr>
         <w:spacing w:after="120" w:line="360"/>
         <w:ind w:firstLine="720"/>
         <w:jc w:val="both"/>
@@ -387,11 +370,119 @@
       <w:r>
         <w:rPr>
           <w:rFonts w:ascii="Times New Roman" w:cs="Times New Roman" w:eastAsia="Times New Roman" w:hAnsi="Times New Roman"/>
-          <w:color w:val="000000"/>
-          <w:sz w:val="28"/>
-          <w:szCs w:val="28"/>
-        </w:rPr>
-        <w:t xml:space="preserve">Objective: to build Vertex, an engine that finds covert illicit financial flows (FRAML) from the geometry of money movement alone. Hypothesis: a fraudster changes identity, credentials and devices within minutes, but cannot change the shape of the flow, because the shape is the scheme. Method: graph analytics, entity resolution, a tree-based ensemble and a purged walk-forward protocol with a temporal embargo; the unit of analysis is a case rather than a single account.</w:t>
+          <w:b/>
+          <w:bCs/>
+          <w:color w:val="000000"/>
+          <w:sz w:val="28"/>
+          <w:szCs w:val="28"/>
+        </w:rPr>
+        <w:t xml:space="preserve">Статусы утверждений. </w:t>
+      </w:r>
+      <w:r>
+        <w:rPr>
+          <w:rFonts w:ascii="Times New Roman" w:cs="Times New Roman" w:eastAsia="Times New Roman" w:hAnsi="Times New Roman"/>
+          <w:color w:val="000000"/>
+          <w:sz w:val="28"/>
+          <w:szCs w:val="28"/>
+        </w:rPr>
+        <w:t xml:space="preserve">У каждой количественной величины в тексте стоит пометка: </w:t>
+      </w:r>
+      <w:r>
+        <w:rPr>
+          <w:rFonts w:ascii="Times New Roman" w:cs="Times New Roman" w:eastAsia="Times New Roman" w:hAnsi="Times New Roman"/>
+          <w:b/>
+          <w:bCs/>
+          <w:color w:val="000000"/>
+          <w:sz w:val="28"/>
+          <w:szCs w:val="28"/>
+        </w:rPr>
+        <w:t xml:space="preserve">[И]</w:t>
+      </w:r>
+      <w:r>
+        <w:rPr>
+          <w:rFonts w:ascii="Times New Roman" w:cs="Times New Roman" w:eastAsia="Times New Roman" w:hAnsi="Times New Roman"/>
+          <w:color w:val="000000"/>
+          <w:sz w:val="28"/>
+          <w:szCs w:val="28"/>
+        </w:rPr>
+        <w:t xml:space="preserve"> измерено, и число равно числу в файле прогона; </w:t>
+      </w:r>
+      <w:r>
+        <w:rPr>
+          <w:rFonts w:ascii="Times New Roman" w:cs="Times New Roman" w:eastAsia="Times New Roman" w:hAnsi="Times New Roman"/>
+          <w:b/>
+          <w:bCs/>
+          <w:color w:val="000000"/>
+          <w:sz w:val="28"/>
+          <w:szCs w:val="28"/>
+        </w:rPr>
+        <w:t xml:space="preserve">[Р]</w:t>
+      </w:r>
+      <w:r>
+        <w:rPr>
+          <w:rFonts w:ascii="Times New Roman" w:cs="Times New Roman" w:eastAsia="Times New Roman" w:hAnsi="Times New Roman"/>
+          <w:color w:val="000000"/>
+          <w:sz w:val="28"/>
+          <w:szCs w:val="28"/>
+        </w:rPr>
+        <w:t xml:space="preserve"> реализовано, но как результат не измерялось; </w:t>
+      </w:r>
+      <w:r>
+        <w:rPr>
+          <w:rFonts w:ascii="Times New Roman" w:cs="Times New Roman" w:eastAsia="Times New Roman" w:hAnsi="Times New Roman"/>
+          <w:b/>
+          <w:bCs/>
+          <w:color w:val="000000"/>
+          <w:sz w:val="28"/>
+          <w:szCs w:val="28"/>
+        </w:rPr>
+        <w:t xml:space="preserve">[П]</w:t>
+      </w:r>
+      <w:r>
+        <w:rPr>
+          <w:rFonts w:ascii="Times New Roman" w:cs="Times New Roman" w:eastAsia="Times New Roman" w:hAnsi="Times New Roman"/>
+          <w:color w:val="000000"/>
+          <w:sz w:val="28"/>
+          <w:szCs w:val="28"/>
+        </w:rPr>
+        <w:t xml:space="preserve"> спроектировано, кода пока нет; </w:t>
+      </w:r>
+      <w:r>
+        <w:rPr>
+          <w:rFonts w:ascii="Times New Roman" w:cs="Times New Roman" w:eastAsia="Times New Roman" w:hAnsi="Times New Roman"/>
+          <w:b/>
+          <w:bCs/>
+          <w:color w:val="000000"/>
+          <w:sz w:val="28"/>
+          <w:szCs w:val="28"/>
+        </w:rPr>
+        <w:t xml:space="preserve">[Ц]</w:t>
+      </w:r>
+      <w:r>
+        <w:rPr>
+          <w:rFonts w:ascii="Times New Roman" w:cs="Times New Roman" w:eastAsia="Times New Roman" w:hAnsi="Times New Roman"/>
+          <w:color w:val="000000"/>
+          <w:sz w:val="28"/>
+          <w:szCs w:val="28"/>
+        </w:rPr>
+        <w:t xml:space="preserve"> цель с критерием приёмки. Число без пометки [И] результатом не является. Все числа [И], кроме раздела 3.6, получены на синтетическом полигоне: абсолютные значения на нём ничего не доказывают и как достижение не заявляются, доказуемы сравнения внутри полигона, корректные потому, что схема известна заранее. Сверка выполняется командой, которая сличает каждое измеренное число с файлами прогонов.</w:t>
+      </w:r>
+    </w:p>
+    <w:p>
+      <w:pPr>
+        <w:pStyle w:val="Heading3"/>
+        <w:spacing w:after="120" w:before="220" w:line="360"/>
+      </w:pPr>
+      <w:r>
+        <w:rPr>
+          <w:rFonts w:ascii="Times New Roman" w:cs="Times New Roman" w:eastAsia="Times New Roman" w:hAnsi="Times New Roman"/>
+          <w:b/>
+          <w:bCs/>
+          <w:color w:val="000000"/>
+          <w:sz w:val="28"/>
+          <w:szCs w:val="28"/>
+        </w:rPr>
+        <w:t xml:space="preserve">In English</w:t>
       </w:r>
     </w:p>
     <w:p>
@@ -407,65 +498,7 @@
           <w:sz w:val="28"/>
           <w:szCs w:val="28"/>
         </w:rPr>
-        <w:t xml:space="preserve">Measured: on a controlled testbed of 23 619 accounts and 333 834 events the group-level detector reaches ROC-AUC 0.940 on accounts and 0.991 on groups, against 0.757 and 0.761 for a rule engine; on Elliptic (203 769 transactions) shape-only features reach 0.687 against 0.454 for a label-shuffled control. Target, not yet met: Recall 0.96 and Precision 0.92 on an external dataset carrying amounts and timestamps; the criterion is in section 3.7.</w:t>
-      </w:r>
-    </w:p>
-    <w:p>
-      <w:pPr>
-        <w:pStyle w:val="Heading1"/>
-        <w:spacing w:after="200" w:before="360" w:line="360"/>
-      </w:pPr>
-      <w:r>
-        <w:rPr>
-          <w:rFonts w:ascii="Times New Roman" w:cs="Times New Roman" w:eastAsia="Times New Roman" w:hAnsi="Times New Roman"/>
-          <w:b/>
-          <w:bCs/>
-          <w:color w:val="1F3864"/>
-          <w:sz w:val="32"/>
-          <w:szCs w:val="32"/>
-        </w:rPr>
-        <w:t xml:space="preserve">ОГЛАВЛЕНИЕ</w:t>
-      </w:r>
-    </w:p>
-    <w:sdt>
-      <w:sdtPr>
-        <w:alias w:val="Оглавление"/>
-      </w:sdtPr>
-      <w:sdtContent>
-        <w:p>
-          <w:r>
-            <w:fldChar w:fldCharType="begin" w:dirty="true"/>
-            <w:instrText xml:space="preserve">TOC \h \o "1-3"</w:instrText>
-            <w:fldChar w:fldCharType="separate"/>
-          </w:r>
-        </w:p>
-        <w:p>
-          <w:r>
-            <w:fldChar w:fldCharType="end"/>
-          </w:r>
-        </w:p>
-      </w:sdtContent>
-    </w:sdt>
-    <w:p>
-      <w:r>
-        <w:br w:type="page"/>
-      </w:r>
-    </w:p>
-    <w:p>
-      <w:pPr>
-        <w:pStyle w:val="Heading1"/>
-        <w:spacing w:after="200" w:before="360" w:line="360"/>
-      </w:pPr>
-      <w:r>
-        <w:rPr>
-          <w:rFonts w:ascii="Times New Roman" w:cs="Times New Roman" w:eastAsia="Times New Roman" w:hAnsi="Times New Roman"/>
-          <w:b/>
-          <w:bCs/>
-          <w:color w:val="1F3864"/>
-          <w:sz w:val="32"/>
-          <w:szCs w:val="32"/>
-        </w:rPr>
-        <w:t xml:space="preserve">КАК ЧИТАТЬ ЭТУ РАБОТУ</w:t>
+        <w:t xml:space="preserve">Objective: to build Vertex, an engine that finds covert illicit financial flows (FRAML) from the geometry of money movement alone. Hypothesis: a fraudster changes identity, credentials and devices within minutes, but cannot change the shape of the flow, because the shape is the scheme. Method: graph analytics, entity resolution, a tree-based ensemble and a purged walk-forward protocol with a temporal embargo; the unit of analysis is a case rather than a single account.</w:t>
       </w:r>
     </w:p>
     <w:p>
@@ -481,1470 +514,8 @@
           <w:sz w:val="28"/>
           <w:szCs w:val="28"/>
         </w:rPr>
-        <w:t xml:space="preserve">Документация описывает замысел системы целиком, и он шире написанного кода. Опасно другое — когда по тексту нельзя отличить измеренное от задуманного, поэтому у каждого количественного утверждения стоит пометка статуса.</w:t>
-      </w:r>
-    </w:p>
-    <w:p>
-      <w:pPr>
-        <w:spacing w:after="120"/>
-      </w:pPr>
-    </w:p>
-    <w:tbl>
-      <w:tblPr>
-        <w:tblW w:type="dxa" w:w="9400"/>
-        <w:tblBorders>
-          <w:top w:val="single" w:color="auto" w:sz="4"/>
-          <w:left w:val="single" w:color="auto" w:sz="4"/>
-          <w:bottom w:val="single" w:color="auto" w:sz="4"/>
-          <w:right w:val="single" w:color="auto" w:sz="4"/>
-          <w:insideH w:val="single" w:color="auto" w:sz="4"/>
-          <w:insideV w:val="single" w:color="auto" w:sz="4"/>
-        </w:tblBorders>
-      </w:tblPr>
-      <w:tblGrid>
-        <w:gridCol w:w="1200"/>
-        <w:gridCol w:w="2400"/>
-        <w:gridCol w:w="5800"/>
-      </w:tblGrid>
-      <w:tr>
-        <w:trPr>
-          <w:tblHeader/>
-        </w:trPr>
-        <w:tc>
-          <w:tcPr>
-            <w:tcW w:type="dxa" w:w="1200"/>
-            <w:shd w:fill="E7EAF2" w:color="auto" w:val="clear"/>
-            <w:tcMar>
-              <w:top w:type="dxa" w:w="60"/>
-              <w:left w:type="dxa" w:w="100"/>
-              <w:bottom w:type="dxa" w:w="60"/>
-              <w:right w:type="dxa" w:w="100"/>
-            </w:tcMar>
-          </w:tcPr>
-          <w:p>
-            <w:pPr>
-              <w:spacing w:after="0" w:line="240"/>
-              <w:jc w:val="left"/>
-            </w:pPr>
-            <w:r>
-              <w:rPr>
-                <w:rFonts w:ascii="Times New Roman" w:cs="Times New Roman" w:eastAsia="Times New Roman" w:hAnsi="Times New Roman"/>
-                <w:b/>
-                <w:bCs/>
-                <w:color w:val="000000"/>
-                <w:sz w:val="22"/>
-                <w:szCs w:val="22"/>
-              </w:rPr>
-              <w:t xml:space="preserve">Знак</w:t>
-            </w:r>
-          </w:p>
-        </w:tc>
-        <w:tc>
-          <w:tcPr>
-            <w:tcW w:type="dxa" w:w="2400"/>
-            <w:shd w:fill="E7EAF2" w:color="auto" w:val="clear"/>
-            <w:tcMar>
-              <w:top w:type="dxa" w:w="60"/>
-              <w:left w:type="dxa" w:w="100"/>
-              <w:bottom w:type="dxa" w:w="60"/>
-              <w:right w:type="dxa" w:w="100"/>
-            </w:tcMar>
-          </w:tcPr>
-          <w:p>
-            <w:pPr>
-              <w:spacing w:after="0" w:line="240"/>
-              <w:jc w:val="left"/>
-            </w:pPr>
-            <w:r>
-              <w:rPr>
-                <w:rFonts w:ascii="Times New Roman" w:cs="Times New Roman" w:eastAsia="Times New Roman" w:hAnsi="Times New Roman"/>
-                <w:b/>
-                <w:bCs/>
-                <w:color w:val="000000"/>
-                <w:sz w:val="22"/>
-                <w:szCs w:val="22"/>
-              </w:rPr>
-              <w:t xml:space="preserve">Статус</w:t>
-            </w:r>
-          </w:p>
-        </w:tc>
-        <w:tc>
-          <w:tcPr>
-            <w:tcW w:type="dxa" w:w="5800"/>
-            <w:shd w:fill="E7EAF2" w:color="auto" w:val="clear"/>
-            <w:tcMar>
-              <w:top w:type="dxa" w:w="60"/>
-              <w:left w:type="dxa" w:w="100"/>
-              <w:bottom w:type="dxa" w:w="60"/>
-              <w:right w:type="dxa" w:w="100"/>
-            </w:tcMar>
-          </w:tcPr>
-          <w:p>
-            <w:pPr>
-              <w:spacing w:after="0" w:line="240"/>
-              <w:jc w:val="left"/>
-            </w:pPr>
-            <w:r>
-              <w:rPr>
-                <w:rFonts w:ascii="Times New Roman" w:cs="Times New Roman" w:eastAsia="Times New Roman" w:hAnsi="Times New Roman"/>
-                <w:b/>
-                <w:bCs/>
-                <w:color w:val="000000"/>
-                <w:sz w:val="22"/>
-                <w:szCs w:val="22"/>
-              </w:rPr>
-              <w:t xml:space="preserve">Что это значит</w:t>
-            </w:r>
-          </w:p>
-        </w:tc>
-      </w:tr>
-      <w:tr>
-        <w:tc>
-          <w:tcPr>
-            <w:tcW w:type="dxa" w:w="1200"/>
-            <w:tcMar>
-              <w:top w:type="dxa" w:w="60"/>
-              <w:left w:type="dxa" w:w="100"/>
-              <w:bottom w:type="dxa" w:w="60"/>
-              <w:right w:type="dxa" w:w="100"/>
-            </w:tcMar>
-          </w:tcPr>
-          <w:p>
-            <w:pPr>
-              <w:spacing w:after="0" w:line="240"/>
-              <w:jc w:val="left"/>
-            </w:pPr>
-            <w:r>
-              <w:rPr>
-                <w:rFonts w:ascii="Times New Roman" w:cs="Times New Roman" w:eastAsia="Times New Roman" w:hAnsi="Times New Roman"/>
-                <w:color w:val="000000"/>
-                <w:sz w:val="22"/>
-                <w:szCs w:val="22"/>
-              </w:rPr>
-              <w:t xml:space="preserve">[И]</w:t>
-            </w:r>
-          </w:p>
-        </w:tc>
-        <w:tc>
-          <w:tcPr>
-            <w:tcW w:type="dxa" w:w="2400"/>
-            <w:tcMar>
-              <w:top w:type="dxa" w:w="60"/>
-              <w:left w:type="dxa" w:w="100"/>
-              <w:bottom w:type="dxa" w:w="60"/>
-              <w:right w:type="dxa" w:w="100"/>
-            </w:tcMar>
-          </w:tcPr>
-          <w:p>
-            <w:pPr>
-              <w:spacing w:after="0" w:line="240"/>
-              <w:jc w:val="left"/>
-            </w:pPr>
-            <w:r>
-              <w:rPr>
-                <w:rFonts w:ascii="Times New Roman" w:cs="Times New Roman" w:eastAsia="Times New Roman" w:hAnsi="Times New Roman"/>
-                <w:color w:val="000000"/>
-                <w:sz w:val="22"/>
-                <w:szCs w:val="22"/>
-              </w:rPr>
-              <w:t xml:space="preserve">Измерено</w:t>
-            </w:r>
-          </w:p>
-        </w:tc>
-        <w:tc>
-          <w:tcPr>
-            <w:tcW w:type="dxa" w:w="5800"/>
-            <w:tcMar>
-              <w:top w:type="dxa" w:w="60"/>
-              <w:left w:type="dxa" w:w="100"/>
-              <w:bottom w:type="dxa" w:w="60"/>
-              <w:right w:type="dxa" w:w="100"/>
-            </w:tcMar>
-          </w:tcPr>
-          <w:p>
-            <w:pPr>
-              <w:spacing w:after="0" w:line="240"/>
-              <w:jc w:val="left"/>
-            </w:pPr>
-            <w:r>
-              <w:rPr>
-                <w:rFonts w:ascii="Times New Roman" w:cs="Times New Roman" w:eastAsia="Times New Roman" w:hAnsi="Times New Roman"/>
-                <w:color w:val="000000"/>
-                <w:sz w:val="22"/>
-                <w:szCs w:val="22"/>
-              </w:rPr>
-              <w:t xml:space="preserve">есть файл прогона, число в тексте равно числу в файле</w:t>
-            </w:r>
-          </w:p>
-        </w:tc>
-      </w:tr>
-      <w:tr>
-        <w:tc>
-          <w:tcPr>
-            <w:tcW w:type="dxa" w:w="1200"/>
-            <w:tcMar>
-              <w:top w:type="dxa" w:w="60"/>
-              <w:left w:type="dxa" w:w="100"/>
-              <w:bottom w:type="dxa" w:w="60"/>
-              <w:right w:type="dxa" w:w="100"/>
-            </w:tcMar>
-          </w:tcPr>
-          <w:p>
-            <w:pPr>
-              <w:spacing w:after="0" w:line="240"/>
-              <w:jc w:val="left"/>
-            </w:pPr>
-            <w:r>
-              <w:rPr>
-                <w:rFonts w:ascii="Times New Roman" w:cs="Times New Roman" w:eastAsia="Times New Roman" w:hAnsi="Times New Roman"/>
-                <w:color w:val="000000"/>
-                <w:sz w:val="22"/>
-                <w:szCs w:val="22"/>
-              </w:rPr>
-              <w:t xml:space="preserve">[Р]</w:t>
-            </w:r>
-          </w:p>
-        </w:tc>
-        <w:tc>
-          <w:tcPr>
-            <w:tcW w:type="dxa" w:w="2400"/>
-            <w:tcMar>
-              <w:top w:type="dxa" w:w="60"/>
-              <w:left w:type="dxa" w:w="100"/>
-              <w:bottom w:type="dxa" w:w="60"/>
-              <w:right w:type="dxa" w:w="100"/>
-            </w:tcMar>
-          </w:tcPr>
-          <w:p>
-            <w:pPr>
-              <w:spacing w:after="0" w:line="240"/>
-              <w:jc w:val="left"/>
-            </w:pPr>
-            <w:r>
-              <w:rPr>
-                <w:rFonts w:ascii="Times New Roman" w:cs="Times New Roman" w:eastAsia="Times New Roman" w:hAnsi="Times New Roman"/>
-                <w:color w:val="000000"/>
-                <w:sz w:val="22"/>
-                <w:szCs w:val="22"/>
-              </w:rPr>
-              <w:t xml:space="preserve">Реализовано</w:t>
-            </w:r>
-          </w:p>
-        </w:tc>
-        <w:tc>
-          <w:tcPr>
-            <w:tcW w:type="dxa" w:w="5800"/>
-            <w:tcMar>
-              <w:top w:type="dxa" w:w="60"/>
-              <w:left w:type="dxa" w:w="100"/>
-              <w:bottom w:type="dxa" w:w="60"/>
-              <w:right w:type="dxa" w:w="100"/>
-            </w:tcMar>
-          </w:tcPr>
-          <w:p>
-            <w:pPr>
-              <w:spacing w:after="0" w:line="240"/>
-              <w:jc w:val="left"/>
-            </w:pPr>
-            <w:r>
-              <w:rPr>
-                <w:rFonts w:ascii="Times New Roman" w:cs="Times New Roman" w:eastAsia="Times New Roman" w:hAnsi="Times New Roman"/>
-                <w:color w:val="000000"/>
-                <w:sz w:val="22"/>
-                <w:szCs w:val="22"/>
-              </w:rPr>
-              <w:t xml:space="preserve">код работает, но как результат не измерялся</w:t>
-            </w:r>
-          </w:p>
-        </w:tc>
-      </w:tr>
-      <w:tr>
-        <w:tc>
-          <w:tcPr>
-            <w:tcW w:type="dxa" w:w="1200"/>
-            <w:tcMar>
-              <w:top w:type="dxa" w:w="60"/>
-              <w:left w:type="dxa" w:w="100"/>
-              <w:bottom w:type="dxa" w:w="60"/>
-              <w:right w:type="dxa" w:w="100"/>
-            </w:tcMar>
-          </w:tcPr>
-          <w:p>
-            <w:pPr>
-              <w:spacing w:after="0" w:line="240"/>
-              <w:jc w:val="left"/>
-            </w:pPr>
-            <w:r>
-              <w:rPr>
-                <w:rFonts w:ascii="Times New Roman" w:cs="Times New Roman" w:eastAsia="Times New Roman" w:hAnsi="Times New Roman"/>
-                <w:color w:val="000000"/>
-                <w:sz w:val="22"/>
-                <w:szCs w:val="22"/>
-              </w:rPr>
-              <w:t xml:space="preserve">[П]</w:t>
-            </w:r>
-          </w:p>
-        </w:tc>
-        <w:tc>
-          <w:tcPr>
-            <w:tcW w:type="dxa" w:w="2400"/>
-            <w:tcMar>
-              <w:top w:type="dxa" w:w="60"/>
-              <w:left w:type="dxa" w:w="100"/>
-              <w:bottom w:type="dxa" w:w="60"/>
-              <w:right w:type="dxa" w:w="100"/>
-            </w:tcMar>
-          </w:tcPr>
-          <w:p>
-            <w:pPr>
-              <w:spacing w:after="0" w:line="240"/>
-              <w:jc w:val="left"/>
-            </w:pPr>
-            <w:r>
-              <w:rPr>
-                <w:rFonts w:ascii="Times New Roman" w:cs="Times New Roman" w:eastAsia="Times New Roman" w:hAnsi="Times New Roman"/>
-                <w:color w:val="000000"/>
-                <w:sz w:val="22"/>
-                <w:szCs w:val="22"/>
-              </w:rPr>
-              <w:t xml:space="preserve">Спроектировано</w:t>
-            </w:r>
-          </w:p>
-        </w:tc>
-        <w:tc>
-          <w:tcPr>
-            <w:tcW w:type="dxa" w:w="5800"/>
-            <w:tcMar>
-              <w:top w:type="dxa" w:w="60"/>
-              <w:left w:type="dxa" w:w="100"/>
-              <w:bottom w:type="dxa" w:w="60"/>
-              <w:right w:type="dxa" w:w="100"/>
-            </w:tcMar>
-          </w:tcPr>
-          <w:p>
-            <w:pPr>
-              <w:spacing w:after="0" w:line="240"/>
-              <w:jc w:val="left"/>
-            </w:pPr>
-            <w:r>
-              <w:rPr>
-                <w:rFonts w:ascii="Times New Roman" w:cs="Times New Roman" w:eastAsia="Times New Roman" w:hAnsi="Times New Roman"/>
-                <w:color w:val="000000"/>
-                <w:sz w:val="22"/>
-                <w:szCs w:val="22"/>
-              </w:rPr>
-              <w:t xml:space="preserve">описано и обосновано, кода пока нет</w:t>
-            </w:r>
-          </w:p>
-        </w:tc>
-      </w:tr>
-      <w:tr>
-        <w:tc>
-          <w:tcPr>
-            <w:tcW w:type="dxa" w:w="1200"/>
-            <w:tcMar>
-              <w:top w:type="dxa" w:w="60"/>
-              <w:left w:type="dxa" w:w="100"/>
-              <w:bottom w:type="dxa" w:w="60"/>
-              <w:right w:type="dxa" w:w="100"/>
-            </w:tcMar>
-          </w:tcPr>
-          <w:p>
-            <w:pPr>
-              <w:spacing w:after="0" w:line="240"/>
-              <w:jc w:val="left"/>
-            </w:pPr>
-            <w:r>
-              <w:rPr>
-                <w:rFonts w:ascii="Times New Roman" w:cs="Times New Roman" w:eastAsia="Times New Roman" w:hAnsi="Times New Roman"/>
-                <w:color w:val="000000"/>
-                <w:sz w:val="22"/>
-                <w:szCs w:val="22"/>
-              </w:rPr>
-              <w:t xml:space="preserve">[Ц]</w:t>
-            </w:r>
-          </w:p>
-        </w:tc>
-        <w:tc>
-          <w:tcPr>
-            <w:tcW w:type="dxa" w:w="2400"/>
-            <w:tcMar>
-              <w:top w:type="dxa" w:w="60"/>
-              <w:left w:type="dxa" w:w="100"/>
-              <w:bottom w:type="dxa" w:w="60"/>
-              <w:right w:type="dxa" w:w="100"/>
-            </w:tcMar>
-          </w:tcPr>
-          <w:p>
-            <w:pPr>
-              <w:spacing w:after="0" w:line="240"/>
-              <w:jc w:val="left"/>
-            </w:pPr>
-            <w:r>
-              <w:rPr>
-                <w:rFonts w:ascii="Times New Roman" w:cs="Times New Roman" w:eastAsia="Times New Roman" w:hAnsi="Times New Roman"/>
-                <w:color w:val="000000"/>
-                <w:sz w:val="22"/>
-                <w:szCs w:val="22"/>
-              </w:rPr>
-              <w:t xml:space="preserve">Цель</w:t>
-            </w:r>
-          </w:p>
-        </w:tc>
-        <w:tc>
-          <w:tcPr>
-            <w:tcW w:type="dxa" w:w="5800"/>
-            <w:tcMar>
-              <w:top w:type="dxa" w:w="60"/>
-              <w:left w:type="dxa" w:w="100"/>
-              <w:bottom w:type="dxa" w:w="60"/>
-              <w:right w:type="dxa" w:w="100"/>
-            </w:tcMar>
-          </w:tcPr>
-          <w:p>
-            <w:pPr>
-              <w:spacing w:after="0" w:line="240"/>
-              <w:jc w:val="left"/>
-            </w:pPr>
-            <w:r>
-              <w:rPr>
-                <w:rFonts w:ascii="Times New Roman" w:cs="Times New Roman" w:eastAsia="Times New Roman" w:hAnsi="Times New Roman"/>
-                <w:color w:val="000000"/>
-                <w:sz w:val="22"/>
-                <w:szCs w:val="22"/>
-              </w:rPr>
-              <w:t xml:space="preserve">ориентир с критерием приёмки</w:t>
-            </w:r>
-          </w:p>
-        </w:tc>
-      </w:tr>
-    </w:tbl>
-    <w:p>
-      <w:pPr>
-        <w:spacing w:after="80" w:before="120" w:line="360"/>
-        <w:jc w:val="left"/>
-      </w:pPr>
-      <w:r>
-        <w:rPr>
-          <w:rFonts w:ascii="Times New Roman" w:cs="Times New Roman" w:eastAsia="Times New Roman" w:hAnsi="Times New Roman"/>
-          <w:i/>
-          <w:iCs/>
-          <w:color w:val="595959"/>
-          <w:sz w:val="24"/>
-          <w:szCs w:val="24"/>
-        </w:rPr>
-        <w:t xml:space="preserve">Таблица 1. Разметка статуса утверждений</w:t>
-      </w:r>
-    </w:p>
-    <w:p>
-      <w:pPr>
-        <w:spacing w:after="120" w:line="360"/>
-        <w:ind w:firstLine="720"/>
-        <w:jc w:val="both"/>
-      </w:pPr>
-      <w:r>
-        <w:rPr>
-          <w:rFonts w:ascii="Times New Roman" w:cs="Times New Roman" w:eastAsia="Times New Roman" w:hAnsi="Times New Roman"/>
-          <w:color w:val="000000"/>
-          <w:sz w:val="28"/>
-          <w:szCs w:val="28"/>
-        </w:rPr>
-        <w:t xml:space="preserve">Правило: </w:t>
-      </w:r>
-      <w:r>
-        <w:rPr>
-          <w:rFonts w:ascii="Times New Roman" w:cs="Times New Roman" w:eastAsia="Times New Roman" w:hAnsi="Times New Roman"/>
-          <w:b/>
-          <w:bCs/>
-          <w:color w:val="000000"/>
-          <w:sz w:val="28"/>
-          <w:szCs w:val="28"/>
-        </w:rPr>
-        <w:t xml:space="preserve">число без пометки [И] результатом не является</w:t>
-      </w:r>
-      <w:r>
-        <w:rPr>
-          <w:rFonts w:ascii="Times New Roman" w:cs="Times New Roman" w:eastAsia="Times New Roman" w:hAnsi="Times New Roman"/>
-          <w:color w:val="000000"/>
-          <w:sz w:val="28"/>
-          <w:szCs w:val="28"/>
-        </w:rPr>
-        <w:t xml:space="preserve">. Всё помеченное [И] воспроизводится одной командой, а расхождение текста с прогоном считается дефектом работы: скрипт сличает каждое измеренное число с файлами прогонов — сорок семь утверждений и тридцать ячеек таблиц.</w:t>
-      </w:r>
-    </w:p>
-    <w:p>
-      <w:pPr>
-        <w:spacing w:after="120" w:line="360"/>
-        <w:ind w:firstLine="720"/>
-        <w:jc w:val="both"/>
-      </w:pPr>
-      <w:r>
-        <w:rPr>
-          <w:rFonts w:ascii="Times New Roman" w:cs="Times New Roman" w:eastAsia="Times New Roman" w:hAnsi="Times New Roman"/>
-          <w:color w:val="000000"/>
-          <w:sz w:val="28"/>
-          <w:szCs w:val="28"/>
-        </w:rPr>
-        <w:t xml:space="preserve">Числа [И], кроме 3.6, получены на </w:t>
-      </w:r>
-      <w:r>
-        <w:rPr>
-          <w:rFonts w:ascii="Times New Roman" w:cs="Times New Roman" w:eastAsia="Times New Roman" w:hAnsi="Times New Roman"/>
-          <w:b/>
-          <w:bCs/>
-          <w:color w:val="000000"/>
-          <w:sz w:val="28"/>
-          <w:szCs w:val="28"/>
-        </w:rPr>
-        <w:t xml:space="preserve">контролируемом полигоне</w:t>
-      </w:r>
-      <w:r>
-        <w:rPr>
-          <w:rFonts w:ascii="Times New Roman" w:cs="Times New Roman" w:eastAsia="Times New Roman" w:hAnsi="Times New Roman"/>
-          <w:color w:val="000000"/>
-          <w:sz w:val="28"/>
-          <w:szCs w:val="28"/>
-        </w:rPr>
-        <w:t xml:space="preserve"> — синтетическом мире, написанном автором. Абсолютные значения на нём ничего не доказывают и как достижение не заявляются; доказуемы сравнения внутри полигона, корректные потому, что схема известна заранее.</w:t>
-      </w:r>
-    </w:p>
-    <w:p>
-      <w:pPr>
-        <w:spacing w:after="120"/>
-      </w:pPr>
-    </w:p>
-    <w:tbl>
-      <w:tblPr>
-        <w:tblW w:type="dxa" w:w="9400"/>
-        <w:tblBorders>
-          <w:top w:val="single" w:color="auto" w:sz="4"/>
-          <w:left w:val="single" w:color="auto" w:sz="4"/>
-          <w:bottom w:val="single" w:color="auto" w:sz="4"/>
-          <w:right w:val="single" w:color="auto" w:sz="4"/>
-          <w:insideH w:val="single" w:color="auto" w:sz="4"/>
-          <w:insideV w:val="single" w:color="auto" w:sz="4"/>
-        </w:tblBorders>
-      </w:tblPr>
-      <w:tblGrid>
-        <w:gridCol w:w="3800"/>
-        <w:gridCol w:w="1300"/>
-        <w:gridCol w:w="4300"/>
-      </w:tblGrid>
-      <w:tr>
-        <w:trPr>
-          <w:tblHeader/>
-        </w:trPr>
-        <w:tc>
-          <w:tcPr>
-            <w:tcW w:type="dxa" w:w="3800"/>
-            <w:shd w:fill="E7EAF2" w:color="auto" w:val="clear"/>
-            <w:tcMar>
-              <w:top w:type="dxa" w:w="60"/>
-              <w:left w:type="dxa" w:w="100"/>
-              <w:bottom w:type="dxa" w:w="60"/>
-              <w:right w:type="dxa" w:w="100"/>
-            </w:tcMar>
-          </w:tcPr>
-          <w:p>
-            <w:pPr>
-              <w:spacing w:after="0" w:line="240"/>
-              <w:jc w:val="left"/>
-            </w:pPr>
-            <w:r>
-              <w:rPr>
-                <w:rFonts w:ascii="Times New Roman" w:cs="Times New Roman" w:eastAsia="Times New Roman" w:hAnsi="Times New Roman"/>
-                <w:b/>
-                <w:bCs/>
-                <w:color w:val="000000"/>
-                <w:sz w:val="22"/>
-                <w:szCs w:val="22"/>
-              </w:rPr>
-              <w:t xml:space="preserve">Компонент</w:t>
-            </w:r>
-          </w:p>
-        </w:tc>
-        <w:tc>
-          <w:tcPr>
-            <w:tcW w:type="dxa" w:w="1300"/>
-            <w:shd w:fill="E7EAF2" w:color="auto" w:val="clear"/>
-            <w:tcMar>
-              <w:top w:type="dxa" w:w="60"/>
-              <w:left w:type="dxa" w:w="100"/>
-              <w:bottom w:type="dxa" w:w="60"/>
-              <w:right w:type="dxa" w:w="100"/>
-            </w:tcMar>
-          </w:tcPr>
-          <w:p>
-            <w:pPr>
-              <w:spacing w:after="0" w:line="240"/>
-              <w:jc w:val="left"/>
-            </w:pPr>
-            <w:r>
-              <w:rPr>
-                <w:rFonts w:ascii="Times New Roman" w:cs="Times New Roman" w:eastAsia="Times New Roman" w:hAnsi="Times New Roman"/>
-                <w:b/>
-                <w:bCs/>
-                <w:color w:val="000000"/>
-                <w:sz w:val="22"/>
-                <w:szCs w:val="22"/>
-              </w:rPr>
-              <w:t xml:space="preserve">Статус</w:t>
-            </w:r>
-          </w:p>
-        </w:tc>
-        <w:tc>
-          <w:tcPr>
-            <w:tcW w:type="dxa" w:w="4300"/>
-            <w:shd w:fill="E7EAF2" w:color="auto" w:val="clear"/>
-            <w:tcMar>
-              <w:top w:type="dxa" w:w="60"/>
-              <w:left w:type="dxa" w:w="100"/>
-              <w:bottom w:type="dxa" w:w="60"/>
-              <w:right w:type="dxa" w:w="100"/>
-            </w:tcMar>
-          </w:tcPr>
-          <w:p>
-            <w:pPr>
-              <w:spacing w:after="0" w:line="240"/>
-              <w:jc w:val="left"/>
-            </w:pPr>
-            <w:r>
-              <w:rPr>
-                <w:rFonts w:ascii="Times New Roman" w:cs="Times New Roman" w:eastAsia="Times New Roman" w:hAnsi="Times New Roman"/>
-                <w:b/>
-                <w:bCs/>
-                <w:color w:val="000000"/>
-                <w:sz w:val="22"/>
-                <w:szCs w:val="22"/>
-              </w:rPr>
-              <w:t xml:space="preserve">Чем подтверждён</w:t>
-            </w:r>
-          </w:p>
-        </w:tc>
-      </w:tr>
-      <w:tr>
-        <w:tc>
-          <w:tcPr>
-            <w:tcW w:type="dxa" w:w="3800"/>
-            <w:tcMar>
-              <w:top w:type="dxa" w:w="60"/>
-              <w:left w:type="dxa" w:w="100"/>
-              <w:bottom w:type="dxa" w:w="60"/>
-              <w:right w:type="dxa" w:w="100"/>
-            </w:tcMar>
-          </w:tcPr>
-          <w:p>
-            <w:pPr>
-              <w:spacing w:after="0" w:line="240"/>
-              <w:jc w:val="left"/>
-            </w:pPr>
-            <w:r>
-              <w:rPr>
-                <w:rFonts w:ascii="Times New Roman" w:cs="Times New Roman" w:eastAsia="Times New Roman" w:hAnsi="Times New Roman"/>
-                <w:color w:val="000000"/>
-                <w:sz w:val="22"/>
-                <w:szCs w:val="22"/>
-              </w:rPr>
-              <w:t xml:space="preserve">Генератор миров и полигон</w:t>
-            </w:r>
-          </w:p>
-        </w:tc>
-        <w:tc>
-          <w:tcPr>
-            <w:tcW w:type="dxa" w:w="1300"/>
-            <w:tcMar>
-              <w:top w:type="dxa" w:w="60"/>
-              <w:left w:type="dxa" w:w="100"/>
-              <w:bottom w:type="dxa" w:w="60"/>
-              <w:right w:type="dxa" w:w="100"/>
-            </w:tcMar>
-          </w:tcPr>
-          <w:p>
-            <w:pPr>
-              <w:spacing w:after="0" w:line="240"/>
-              <w:jc w:val="left"/>
-            </w:pPr>
-            <w:r>
-              <w:rPr>
-                <w:rFonts w:ascii="Times New Roman" w:cs="Times New Roman" w:eastAsia="Times New Roman" w:hAnsi="Times New Roman"/>
-                <w:color w:val="000000"/>
-                <w:sz w:val="22"/>
-                <w:szCs w:val="22"/>
-              </w:rPr>
-              <w:t xml:space="preserve">[И]</w:t>
-            </w:r>
-          </w:p>
-        </w:tc>
-        <w:tc>
-          <w:tcPr>
-            <w:tcW w:type="dxa" w:w="4300"/>
-            <w:tcMar>
-              <w:top w:type="dxa" w:w="60"/>
-              <w:left w:type="dxa" w:w="100"/>
-              <w:bottom w:type="dxa" w:w="60"/>
-              <w:right w:type="dxa" w:w="100"/>
-            </w:tcMar>
-          </w:tcPr>
-          <w:p>
-            <w:pPr>
-              <w:spacing w:after="0" w:line="240"/>
-              <w:jc w:val="left"/>
-            </w:pPr>
-            <w:r>
-              <w:rPr>
-                <w:rFonts w:ascii="Times New Roman" w:cs="Times New Roman" w:eastAsia="Times New Roman" w:hAnsi="Times New Roman"/>
-                <w:color w:val="000000"/>
-                <w:sz w:val="22"/>
-                <w:szCs w:val="22"/>
-              </w:rPr>
-              <w:t xml:space="preserve">23 619 счетов, 333 834 события, 5 ступеней</w:t>
-            </w:r>
-          </w:p>
-        </w:tc>
-      </w:tr>
-      <w:tr>
-        <w:tc>
-          <w:tcPr>
-            <w:tcW w:type="dxa" w:w="3800"/>
-            <w:tcMar>
-              <w:top w:type="dxa" w:w="60"/>
-              <w:left w:type="dxa" w:w="100"/>
-              <w:bottom w:type="dxa" w:w="60"/>
-              <w:right w:type="dxa" w:w="100"/>
-            </w:tcMar>
-          </w:tcPr>
-          <w:p>
-            <w:pPr>
-              <w:spacing w:after="0" w:line="240"/>
-              <w:jc w:val="left"/>
-            </w:pPr>
-            <w:r>
-              <w:rPr>
-                <w:rFonts w:ascii="Times New Roman" w:cs="Times New Roman" w:eastAsia="Times New Roman" w:hAnsi="Times New Roman"/>
-                <w:color w:val="000000"/>
-                <w:sz w:val="22"/>
-                <w:szCs w:val="22"/>
-              </w:rPr>
-              <w:t xml:space="preserve">Поиск групп вслепую</w:t>
-            </w:r>
-          </w:p>
-        </w:tc>
-        <w:tc>
-          <w:tcPr>
-            <w:tcW w:type="dxa" w:w="1300"/>
-            <w:tcMar>
-              <w:top w:type="dxa" w:w="60"/>
-              <w:left w:type="dxa" w:w="100"/>
-              <w:bottom w:type="dxa" w:w="60"/>
-              <w:right w:type="dxa" w:w="100"/>
-            </w:tcMar>
-          </w:tcPr>
-          <w:p>
-            <w:pPr>
-              <w:spacing w:after="0" w:line="240"/>
-              <w:jc w:val="left"/>
-            </w:pPr>
-            <w:r>
-              <w:rPr>
-                <w:rFonts w:ascii="Times New Roman" w:cs="Times New Roman" w:eastAsia="Times New Roman" w:hAnsi="Times New Roman"/>
-                <w:color w:val="000000"/>
-                <w:sz w:val="22"/>
-                <w:szCs w:val="22"/>
-              </w:rPr>
-              <w:t xml:space="preserve">[И]</w:t>
-            </w:r>
-          </w:p>
-        </w:tc>
-        <w:tc>
-          <w:tcPr>
-            <w:tcW w:type="dxa" w:w="4300"/>
-            <w:tcMar>
-              <w:top w:type="dxa" w:w="60"/>
-              <w:left w:type="dxa" w:w="100"/>
-              <w:bottom w:type="dxa" w:w="60"/>
-              <w:right w:type="dxa" w:w="100"/>
-            </w:tcMar>
-          </w:tcPr>
-          <w:p>
-            <w:pPr>
-              <w:spacing w:after="0" w:line="240"/>
-              <w:jc w:val="left"/>
-            </w:pPr>
-            <w:r>
-              <w:rPr>
-                <w:rFonts w:ascii="Times New Roman" w:cs="Times New Roman" w:eastAsia="Times New Roman" w:hAnsi="Times New Roman"/>
-                <w:color w:val="000000"/>
-                <w:sz w:val="22"/>
-                <w:szCs w:val="22"/>
-              </w:rPr>
-              <w:t xml:space="preserve">покрытие 0.61–0.65 счётного уровня</w:t>
-            </w:r>
-          </w:p>
-        </w:tc>
-      </w:tr>
-      <w:tr>
-        <w:tc>
-          <w:tcPr>
-            <w:tcW w:type="dxa" w:w="3800"/>
-            <w:tcMar>
-              <w:top w:type="dxa" w:w="60"/>
-              <w:left w:type="dxa" w:w="100"/>
-              <w:bottom w:type="dxa" w:w="60"/>
-              <w:right w:type="dxa" w:w="100"/>
-            </w:tcMar>
-          </w:tcPr>
-          <w:p>
-            <w:pPr>
-              <w:spacing w:after="0" w:line="240"/>
-              <w:jc w:val="left"/>
-            </w:pPr>
-            <w:r>
-              <w:rPr>
-                <w:rFonts w:ascii="Times New Roman" w:cs="Times New Roman" w:eastAsia="Times New Roman" w:hAnsi="Times New Roman"/>
-                <w:color w:val="000000"/>
-                <w:sz w:val="22"/>
-                <w:szCs w:val="22"/>
-              </w:rPr>
-              <w:t xml:space="preserve">Детектор группового уровня</w:t>
-            </w:r>
-          </w:p>
-        </w:tc>
-        <w:tc>
-          <w:tcPr>
-            <w:tcW w:type="dxa" w:w="1300"/>
-            <w:tcMar>
-              <w:top w:type="dxa" w:w="60"/>
-              <w:left w:type="dxa" w:w="100"/>
-              <w:bottom w:type="dxa" w:w="60"/>
-              <w:right w:type="dxa" w:w="100"/>
-            </w:tcMar>
-          </w:tcPr>
-          <w:p>
-            <w:pPr>
-              <w:spacing w:after="0" w:line="240"/>
-              <w:jc w:val="left"/>
-            </w:pPr>
-            <w:r>
-              <w:rPr>
-                <w:rFonts w:ascii="Times New Roman" w:cs="Times New Roman" w:eastAsia="Times New Roman" w:hAnsi="Times New Roman"/>
-                <w:color w:val="000000"/>
-                <w:sz w:val="22"/>
-                <w:szCs w:val="22"/>
-              </w:rPr>
-              <w:t xml:space="preserve">[И]</w:t>
-            </w:r>
-          </w:p>
-        </w:tc>
-        <w:tc>
-          <w:tcPr>
-            <w:tcW w:type="dxa" w:w="4300"/>
-            <w:tcMar>
-              <w:top w:type="dxa" w:w="60"/>
-              <w:left w:type="dxa" w:w="100"/>
-              <w:bottom w:type="dxa" w:w="60"/>
-              <w:right w:type="dxa" w:w="100"/>
-            </w:tcMar>
-          </w:tcPr>
-          <w:p>
-            <w:pPr>
-              <w:spacing w:after="0" w:line="240"/>
-              <w:jc w:val="left"/>
-            </w:pPr>
-            <w:r>
-              <w:rPr>
-                <w:rFonts w:ascii="Times New Roman" w:cs="Times New Roman" w:eastAsia="Times New Roman" w:hAnsi="Times New Roman"/>
-                <w:color w:val="000000"/>
-                <w:sz w:val="22"/>
-                <w:szCs w:val="22"/>
-              </w:rPr>
-              <w:t xml:space="preserve">0.991 против 0.761 у правил</w:t>
-            </w:r>
-          </w:p>
-        </w:tc>
-      </w:tr>
-      <w:tr>
-        <w:tc>
-          <w:tcPr>
-            <w:tcW w:type="dxa" w:w="3800"/>
-            <w:tcMar>
-              <w:top w:type="dxa" w:w="60"/>
-              <w:left w:type="dxa" w:w="100"/>
-              <w:bottom w:type="dxa" w:w="60"/>
-              <w:right w:type="dxa" w:w="100"/>
-            </w:tcMar>
-          </w:tcPr>
-          <w:p>
-            <w:pPr>
-              <w:spacing w:after="0" w:line="240"/>
-              <w:jc w:val="left"/>
-            </w:pPr>
-            <w:r>
-              <w:rPr>
-                <w:rFonts w:ascii="Times New Roman" w:cs="Times New Roman" w:eastAsia="Times New Roman" w:hAnsi="Times New Roman"/>
-                <w:color w:val="000000"/>
-                <w:sz w:val="22"/>
-                <w:szCs w:val="22"/>
-              </w:rPr>
-              <w:t xml:space="preserve">Два протокола проверки</w:t>
-            </w:r>
-          </w:p>
-        </w:tc>
-        <w:tc>
-          <w:tcPr>
-            <w:tcW w:type="dxa" w:w="1300"/>
-            <w:tcMar>
-              <w:top w:type="dxa" w:w="60"/>
-              <w:left w:type="dxa" w:w="100"/>
-              <w:bottom w:type="dxa" w:w="60"/>
-              <w:right w:type="dxa" w:w="100"/>
-            </w:tcMar>
-          </w:tcPr>
-          <w:p>
-            <w:pPr>
-              <w:spacing w:after="0" w:line="240"/>
-              <w:jc w:val="left"/>
-            </w:pPr>
-            <w:r>
-              <w:rPr>
-                <w:rFonts w:ascii="Times New Roman" w:cs="Times New Roman" w:eastAsia="Times New Roman" w:hAnsi="Times New Roman"/>
-                <w:color w:val="000000"/>
-                <w:sz w:val="22"/>
-                <w:szCs w:val="22"/>
-              </w:rPr>
-              <w:t xml:space="preserve">[И]</w:t>
-            </w:r>
-          </w:p>
-        </w:tc>
-        <w:tc>
-          <w:tcPr>
-            <w:tcW w:type="dxa" w:w="4300"/>
-            <w:tcMar>
-              <w:top w:type="dxa" w:w="60"/>
-              <w:left w:type="dxa" w:w="100"/>
-              <w:bottom w:type="dxa" w:w="60"/>
-              <w:right w:type="dxa" w:w="100"/>
-            </w:tcMar>
-          </w:tcPr>
-          <w:p>
-            <w:pPr>
-              <w:spacing w:after="0" w:line="240"/>
-              <w:jc w:val="left"/>
-            </w:pPr>
-            <w:r>
-              <w:rPr>
-                <w:rFonts w:ascii="Times New Roman" w:cs="Times New Roman" w:eastAsia="Times New Roman" w:hAnsi="Times New Roman"/>
-                <w:color w:val="000000"/>
-                <w:sz w:val="22"/>
-                <w:szCs w:val="22"/>
-              </w:rPr>
-              <w:t xml:space="preserve">0.995–0.999 и 0.939–0.968</w:t>
-            </w:r>
-          </w:p>
-        </w:tc>
-      </w:tr>
-      <w:tr>
-        <w:tc>
-          <w:tcPr>
-            <w:tcW w:type="dxa" w:w="3800"/>
-            <w:tcMar>
-              <w:top w:type="dxa" w:w="60"/>
-              <w:left w:type="dxa" w:w="100"/>
-              <w:bottom w:type="dxa" w:w="60"/>
-              <w:right w:type="dxa" w:w="100"/>
-            </w:tcMar>
-          </w:tcPr>
-          <w:p>
-            <w:pPr>
-              <w:spacing w:after="0" w:line="240"/>
-              <w:jc w:val="left"/>
-            </w:pPr>
-            <w:r>
-              <w:rPr>
-                <w:rFonts w:ascii="Times New Roman" w:cs="Times New Roman" w:eastAsia="Times New Roman" w:hAnsi="Times New Roman"/>
-                <w:color w:val="000000"/>
-                <w:sz w:val="22"/>
-                <w:szCs w:val="22"/>
-              </w:rPr>
-              <w:t xml:space="preserve">Цена порога и граница уклонения</w:t>
-            </w:r>
-          </w:p>
-        </w:tc>
-        <w:tc>
-          <w:tcPr>
-            <w:tcW w:type="dxa" w:w="1300"/>
-            <w:tcMar>
-              <w:top w:type="dxa" w:w="60"/>
-              <w:left w:type="dxa" w:w="100"/>
-              <w:bottom w:type="dxa" w:w="60"/>
-              <w:right w:type="dxa" w:w="100"/>
-            </w:tcMar>
-          </w:tcPr>
-          <w:p>
-            <w:pPr>
-              <w:spacing w:after="0" w:line="240"/>
-              <w:jc w:val="left"/>
-            </w:pPr>
-            <w:r>
-              <w:rPr>
-                <w:rFonts w:ascii="Times New Roman" w:cs="Times New Roman" w:eastAsia="Times New Roman" w:hAnsi="Times New Roman"/>
-                <w:color w:val="000000"/>
-                <w:sz w:val="22"/>
-                <w:szCs w:val="22"/>
-              </w:rPr>
-              <w:t xml:space="preserve">[И]</w:t>
-            </w:r>
-          </w:p>
-        </w:tc>
-        <w:tc>
-          <w:tcPr>
-            <w:tcW w:type="dxa" w:w="4300"/>
-            <w:tcMar>
-              <w:top w:type="dxa" w:w="60"/>
-              <w:left w:type="dxa" w:w="100"/>
-              <w:bottom w:type="dxa" w:w="60"/>
-              <w:right w:type="dxa" w:w="100"/>
-            </w:tcMar>
-          </w:tcPr>
-          <w:p>
-            <w:pPr>
-              <w:spacing w:after="0" w:line="240"/>
-              <w:jc w:val="left"/>
-            </w:pPr>
-            <w:r>
-              <w:rPr>
-                <w:rFonts w:ascii="Times New Roman" w:cs="Times New Roman" w:eastAsia="Times New Roman" w:hAnsi="Times New Roman"/>
-                <w:color w:val="000000"/>
-                <w:sz w:val="22"/>
-                <w:szCs w:val="22"/>
-              </w:rPr>
-              <w:t xml:space="preserve">до 151 проверки на находку; третий источник денег</w:t>
-            </w:r>
-          </w:p>
-        </w:tc>
-      </w:tr>
-      <w:tr>
-        <w:tc>
-          <w:tcPr>
-            <w:tcW w:type="dxa" w:w="3800"/>
-            <w:tcMar>
-              <w:top w:type="dxa" w:w="60"/>
-              <w:left w:type="dxa" w:w="100"/>
-              <w:bottom w:type="dxa" w:w="60"/>
-              <w:right w:type="dxa" w:w="100"/>
-            </w:tcMar>
-          </w:tcPr>
-          <w:p>
-            <w:pPr>
-              <w:spacing w:after="0" w:line="240"/>
-              <w:jc w:val="left"/>
-            </w:pPr>
-            <w:r>
-              <w:rPr>
-                <w:rFonts w:ascii="Times New Roman" w:cs="Times New Roman" w:eastAsia="Times New Roman" w:hAnsi="Times New Roman"/>
-                <w:color w:val="000000"/>
-                <w:sz w:val="22"/>
-                <w:szCs w:val="22"/>
-              </w:rPr>
-              <w:t xml:space="preserve">Внешняя валидация, Elliptic</w:t>
-            </w:r>
-          </w:p>
-        </w:tc>
-        <w:tc>
-          <w:tcPr>
-            <w:tcW w:type="dxa" w:w="1300"/>
-            <w:tcMar>
-              <w:top w:type="dxa" w:w="60"/>
-              <w:left w:type="dxa" w:w="100"/>
-              <w:bottom w:type="dxa" w:w="60"/>
-              <w:right w:type="dxa" w:w="100"/>
-            </w:tcMar>
-          </w:tcPr>
-          <w:p>
-            <w:pPr>
-              <w:spacing w:after="0" w:line="240"/>
-              <w:jc w:val="left"/>
-            </w:pPr>
-            <w:r>
-              <w:rPr>
-                <w:rFonts w:ascii="Times New Roman" w:cs="Times New Roman" w:eastAsia="Times New Roman" w:hAnsi="Times New Roman"/>
-                <w:color w:val="000000"/>
-                <w:sz w:val="22"/>
-                <w:szCs w:val="22"/>
-              </w:rPr>
-              <w:t xml:space="preserve">[И]</w:t>
-            </w:r>
-          </w:p>
-        </w:tc>
-        <w:tc>
-          <w:tcPr>
-            <w:tcW w:type="dxa" w:w="4300"/>
-            <w:tcMar>
-              <w:top w:type="dxa" w:w="60"/>
-              <w:left w:type="dxa" w:w="100"/>
-              <w:bottom w:type="dxa" w:w="60"/>
-              <w:right w:type="dxa" w:w="100"/>
-            </w:tcMar>
-          </w:tcPr>
-          <w:p>
-            <w:pPr>
-              <w:spacing w:after="0" w:line="240"/>
-              <w:jc w:val="left"/>
-            </w:pPr>
-            <w:r>
-              <w:rPr>
-                <w:rFonts w:ascii="Times New Roman" w:cs="Times New Roman" w:eastAsia="Times New Roman" w:hAnsi="Times New Roman"/>
-                <w:color w:val="000000"/>
-                <w:sz w:val="22"/>
-                <w:szCs w:val="22"/>
-              </w:rPr>
-              <w:t xml:space="preserve">0.687 против 0.454 у контроля</w:t>
-            </w:r>
-          </w:p>
-        </w:tc>
-      </w:tr>
-      <w:tr>
-        <w:tc>
-          <w:tcPr>
-            <w:tcW w:type="dxa" w:w="3800"/>
-            <w:tcMar>
-              <w:top w:type="dxa" w:w="60"/>
-              <w:left w:type="dxa" w:w="100"/>
-              <w:bottom w:type="dxa" w:w="60"/>
-              <w:right w:type="dxa" w:w="100"/>
-            </w:tcMar>
-          </w:tcPr>
-          <w:p>
-            <w:pPr>
-              <w:spacing w:after="0" w:line="240"/>
-              <w:jc w:val="left"/>
-            </w:pPr>
-            <w:r>
-              <w:rPr>
-                <w:rFonts w:ascii="Times New Roman" w:cs="Times New Roman" w:eastAsia="Times New Roman" w:hAnsi="Times New Roman"/>
-                <w:color w:val="000000"/>
-                <w:sz w:val="22"/>
-                <w:szCs w:val="22"/>
-              </w:rPr>
-              <w:t xml:space="preserve">Обучение двух ветвей и параметр W</w:t>
-            </w:r>
-          </w:p>
-        </w:tc>
-        <w:tc>
-          <w:tcPr>
-            <w:tcW w:type="dxa" w:w="1300"/>
-            <w:tcMar>
-              <w:top w:type="dxa" w:w="60"/>
-              <w:left w:type="dxa" w:w="100"/>
-              <w:bottom w:type="dxa" w:w="60"/>
-              <w:right w:type="dxa" w:w="100"/>
-            </w:tcMar>
-          </w:tcPr>
-          <w:p>
-            <w:pPr>
-              <w:spacing w:after="0" w:line="240"/>
-              <w:jc w:val="left"/>
-            </w:pPr>
-            <w:r>
-              <w:rPr>
-                <w:rFonts w:ascii="Times New Roman" w:cs="Times New Roman" w:eastAsia="Times New Roman" w:hAnsi="Times New Roman"/>
-                <w:color w:val="000000"/>
-                <w:sz w:val="22"/>
-                <w:szCs w:val="22"/>
-              </w:rPr>
-              <w:t xml:space="preserve">[И]</w:t>
-            </w:r>
-          </w:p>
-        </w:tc>
-        <w:tc>
-          <w:tcPr>
-            <w:tcW w:type="dxa" w:w="4300"/>
-            <w:tcMar>
-              <w:top w:type="dxa" w:w="60"/>
-              <w:left w:type="dxa" w:w="100"/>
-              <w:bottom w:type="dxa" w:w="60"/>
-              <w:right w:type="dxa" w:w="100"/>
-            </w:tcMar>
-          </w:tcPr>
-          <w:p>
-            <w:pPr>
-              <w:spacing w:after="0" w:line="240"/>
-              <w:jc w:val="left"/>
-            </w:pPr>
-            <w:r>
-              <w:rPr>
-                <w:rFonts w:ascii="Times New Roman" w:cs="Times New Roman" w:eastAsia="Times New Roman" w:hAnsi="Times New Roman"/>
-                <w:color w:val="000000"/>
-                <w:sz w:val="22"/>
-                <w:szCs w:val="22"/>
-              </w:rPr>
-              <w:t xml:space="preserve">0.985 и 0.986 между мирами; W даёт −0.0022</w:t>
-            </w:r>
-          </w:p>
-        </w:tc>
-      </w:tr>
-      <w:tr>
-        <w:tc>
-          <w:tcPr>
-            <w:tcW w:type="dxa" w:w="3800"/>
-            <w:tcMar>
-              <w:top w:type="dxa" w:w="60"/>
-              <w:left w:type="dxa" w:w="100"/>
-              <w:bottom w:type="dxa" w:w="60"/>
-              <w:right w:type="dxa" w:w="100"/>
-            </w:tcMar>
-          </w:tcPr>
-          <w:p>
-            <w:pPr>
-              <w:spacing w:after="0" w:line="240"/>
-              <w:jc w:val="left"/>
-            </w:pPr>
-            <w:r>
-              <w:rPr>
-                <w:rFonts w:ascii="Times New Roman" w:cs="Times New Roman" w:eastAsia="Times New Roman" w:hAnsi="Times New Roman"/>
-                <w:color w:val="000000"/>
-                <w:sz w:val="22"/>
-                <w:szCs w:val="22"/>
-              </w:rPr>
-              <w:t xml:space="preserve">Ансамбль трёх ветвей, разрешение сущностей</w:t>
-            </w:r>
-          </w:p>
-        </w:tc>
-        <w:tc>
-          <w:tcPr>
-            <w:tcW w:type="dxa" w:w="1300"/>
-            <w:tcMar>
-              <w:top w:type="dxa" w:w="60"/>
-              <w:left w:type="dxa" w:w="100"/>
-              <w:bottom w:type="dxa" w:w="60"/>
-              <w:right w:type="dxa" w:w="100"/>
-            </w:tcMar>
-          </w:tcPr>
-          <w:p>
-            <w:pPr>
-              <w:spacing w:after="0" w:line="240"/>
-              <w:jc w:val="left"/>
-            </w:pPr>
-            <w:r>
-              <w:rPr>
-                <w:rFonts w:ascii="Times New Roman" w:cs="Times New Roman" w:eastAsia="Times New Roman" w:hAnsi="Times New Roman"/>
-                <w:color w:val="000000"/>
-                <w:sz w:val="22"/>
-                <w:szCs w:val="22"/>
-              </w:rPr>
-              <w:t xml:space="preserve">[Р]/[П]</w:t>
-            </w:r>
-          </w:p>
-        </w:tc>
-        <w:tc>
-          <w:tcPr>
-            <w:tcW w:type="dxa" w:w="4300"/>
-            <w:tcMar>
-              <w:top w:type="dxa" w:w="60"/>
-              <w:left w:type="dxa" w:w="100"/>
-              <w:bottom w:type="dxa" w:w="60"/>
-              <w:right w:type="dxa" w:w="100"/>
-            </w:tcMar>
-          </w:tcPr>
-          <w:p>
-            <w:pPr>
-              <w:spacing w:after="0" w:line="240"/>
-              <w:jc w:val="left"/>
-            </w:pPr>
-            <w:r>
-              <w:rPr>
-                <w:rFonts w:ascii="Times New Roman" w:cs="Times New Roman" w:eastAsia="Times New Roman" w:hAnsi="Times New Roman"/>
-                <w:color w:val="000000"/>
-                <w:sz w:val="22"/>
-                <w:szCs w:val="22"/>
-              </w:rPr>
-              <w:t xml:space="preserve">заменители в сервисе, замера времени нет</w:t>
-            </w:r>
-          </w:p>
-        </w:tc>
-      </w:tr>
-      <w:tr>
-        <w:tc>
-          <w:tcPr>
-            <w:tcW w:type="dxa" w:w="3800"/>
-            <w:tcMar>
-              <w:top w:type="dxa" w:w="60"/>
-              <w:left w:type="dxa" w:w="100"/>
-              <w:bottom w:type="dxa" w:w="60"/>
-              <w:right w:type="dxa" w:w="100"/>
-            </w:tcMar>
-          </w:tcPr>
-          <w:p>
-            <w:pPr>
-              <w:spacing w:after="0" w:line="240"/>
-              <w:jc w:val="left"/>
-            </w:pPr>
-            <w:r>
-              <w:rPr>
-                <w:rFonts w:ascii="Times New Roman" w:cs="Times New Roman" w:eastAsia="Times New Roman" w:hAnsi="Times New Roman"/>
-                <w:color w:val="000000"/>
-                <w:sz w:val="22"/>
-                <w:szCs w:val="22"/>
-              </w:rPr>
-              <w:t xml:space="preserve">Банковские данные, периметр, 0.96/0.92</w:t>
-            </w:r>
-          </w:p>
-        </w:tc>
-        <w:tc>
-          <w:tcPr>
-            <w:tcW w:type="dxa" w:w="1300"/>
-            <w:tcMar>
-              <w:top w:type="dxa" w:w="60"/>
-              <w:left w:type="dxa" w:w="100"/>
-              <w:bottom w:type="dxa" w:w="60"/>
-              <w:right w:type="dxa" w:w="100"/>
-            </w:tcMar>
-          </w:tcPr>
-          <w:p>
-            <w:pPr>
-              <w:spacing w:after="0" w:line="240"/>
-              <w:jc w:val="left"/>
-            </w:pPr>
-            <w:r>
-              <w:rPr>
-                <w:rFonts w:ascii="Times New Roman" w:cs="Times New Roman" w:eastAsia="Times New Roman" w:hAnsi="Times New Roman"/>
-                <w:color w:val="000000"/>
-                <w:sz w:val="22"/>
-                <w:szCs w:val="22"/>
-              </w:rPr>
-              <w:t xml:space="preserve">[П]/[Ц]</w:t>
-            </w:r>
-          </w:p>
-        </w:tc>
-        <w:tc>
-          <w:tcPr>
-            <w:tcW w:type="dxa" w:w="4300"/>
-            <w:tcMar>
-              <w:top w:type="dxa" w:w="60"/>
-              <w:left w:type="dxa" w:w="100"/>
-              <w:bottom w:type="dxa" w:w="60"/>
-              <w:right w:type="dxa" w:w="100"/>
-            </w:tcMar>
-          </w:tcPr>
-          <w:p>
-            <w:pPr>
-              <w:spacing w:after="0" w:line="240"/>
-              <w:jc w:val="left"/>
-            </w:pPr>
-            <w:r>
-              <w:rPr>
-                <w:rFonts w:ascii="Times New Roman" w:cs="Times New Roman" w:eastAsia="Times New Roman" w:hAnsi="Times New Roman"/>
-                <w:color w:val="000000"/>
-                <w:sz w:val="22"/>
-                <w:szCs w:val="22"/>
-              </w:rPr>
-              <w:t xml:space="preserve">программа и критерии, разделы 3.7 и 5</w:t>
-            </w:r>
-          </w:p>
-        </w:tc>
-      </w:tr>
-    </w:tbl>
-    <w:p>
-      <w:pPr>
-        <w:spacing w:after="80" w:before="120" w:line="360"/>
-        <w:jc w:val="left"/>
-      </w:pPr>
-      <w:r>
-        <w:rPr>
-          <w:rFonts w:ascii="Times New Roman" w:cs="Times New Roman" w:eastAsia="Times New Roman" w:hAnsi="Times New Roman"/>
-          <w:i/>
-          <w:iCs/>
-          <w:color w:val="595959"/>
-          <w:sz w:val="24"/>
-          <w:szCs w:val="24"/>
-        </w:rPr>
-        <w:t xml:space="preserve">Таблица 2. Состояние компонентов на дату сдачи работы</w:t>
-      </w:r>
-    </w:p>
-    <w:p>
-      <w:pPr>
-        <w:pStyle w:val="Heading1"/>
-        <w:spacing w:after="200" w:before="360" w:line="360"/>
-      </w:pPr>
-      <w:r>
-        <w:rPr>
-          <w:rFonts w:ascii="Times New Roman" w:cs="Times New Roman" w:eastAsia="Times New Roman" w:hAnsi="Times New Roman"/>
-          <w:b/>
-          <w:bCs/>
-          <w:color w:val="1F3864"/>
-          <w:sz w:val="32"/>
-          <w:szCs w:val="32"/>
-        </w:rPr>
-        <w:t xml:space="preserve">ВВЕДЕНИЕ</w:t>
-      </w:r>
-    </w:p>
-    <w:p>
-      <w:pPr>
-        <w:spacing w:after="120" w:line="360"/>
-        <w:ind w:firstLine="720"/>
-        <w:jc w:val="both"/>
-      </w:pPr>
-      <w:r>
-        <w:rPr>
-          <w:rFonts w:ascii="Times New Roman" w:cs="Times New Roman" w:eastAsia="Times New Roman" w:hAnsi="Times New Roman"/>
-          <w:color w:val="000000"/>
-          <w:sz w:val="28"/>
-          <w:szCs w:val="28"/>
-        </w:rPr>
-        <w:t xml:space="preserve">Дроппер — человек, отдавший свой счёт чужой схеме: через него проходят деньги, которых он не зарабатывал, и уходят дальше за минуты. Значение имеет не он, а сеть. Кражу замечают в точке обналичивания, когда возвращать нечего, а к этому моменту деньги прошли цепочку счетов, каждый из которых по отдельности безобиден. Система, смотрящая на счета по одному, не видит ничего; смотрящая на форму движения денег — видит кольцо.</w:t>
-      </w:r>
-    </w:p>
-    <w:p>
-      <w:pPr>
-        <w:spacing w:after="120" w:line="360"/>
-        <w:ind w:firstLine="720"/>
-        <w:jc w:val="both"/>
-      </w:pPr>
-      <w:r>
-        <w:rPr>
-          <w:rFonts w:ascii="Times New Roman" w:cs="Times New Roman" w:eastAsia="Times New Roman" w:hAnsi="Times New Roman"/>
-          <w:color w:val="000000"/>
-          <w:sz w:val="28"/>
-          <w:szCs w:val="28"/>
-        </w:rPr>
-        <w:t xml:space="preserve">За два года Национальный антифрод-центр перехватил свыше 117 миллиардов тенге и зафиксировал около 180 тысяч инцидентов, а Департамент экономических расследований ликвидировал 36 финансовых пирамид, в которые втянули свыше 86 тысяч человек.</w:t>
-      </w:r>
-    </w:p>
-    <w:p>
-      <w:pPr>
-        <w:spacing w:after="120" w:line="360"/>
-        <w:ind w:firstLine="720"/>
-        <w:jc w:val="both"/>
-      </w:pPr>
-      <w:r>
-        <w:rPr>
-          <w:rFonts w:ascii="Times New Roman" w:cs="Times New Roman" w:eastAsia="Times New Roman" w:hAnsi="Times New Roman"/>
-          <w:color w:val="000000"/>
-          <w:sz w:val="28"/>
-          <w:szCs w:val="28"/>
-        </w:rPr>
-        <w:t xml:space="preserve">Работа исходит из наблюдения, проверяемого ниже измерением: мошенник управляет своей личностью — имя, документы, симкарта, устройство меняются за минуты, — но не формой движения денег, потому что форма и есть схема.</w:t>
-      </w:r>
-    </w:p>
-    <w:p>
-      <w:pPr>
-        <w:spacing w:after="120" w:line="360"/>
-        <w:ind w:firstLine="720"/>
-        <w:jc w:val="both"/>
-      </w:pPr>
-      <w:r>
-        <w:rPr>
-          <w:rFonts w:ascii="Times New Roman" w:cs="Times New Roman" w:eastAsia="Times New Roman" w:hAnsi="Times New Roman"/>
-          <w:color w:val="000000"/>
-          <w:sz w:val="28"/>
-          <w:szCs w:val="28"/>
-        </w:rPr>
-        <w:t xml:space="preserve">Отсюда цель: детектор, опознающий схему по геометрии потока без чёрных списков и персональных данных, и стенд, на котором ему можно не верить на слово. Задачи и порядок работ заданы структурой глав.</w:t>
-      </w:r>
-    </w:p>
-    <w:p>
-      <w:pPr>
-        <w:spacing w:after="120"/>
-      </w:pPr>
+        <w:t xml:space="preserve">Measured: on a controlled testbed of 23 619 accounts and 333 834 events the group-level detector reaches ROC-AUC 0.940 on accounts and 0.991 on groups, against 0.757 and 0.761 for a rule engine; on Elliptic (203 769 transactions) shape-only features reach 0.687 against 0.454 for a label-shuffled control. Target, not yet met: Recall 0.96 and Precision 0.92 on an external dataset carrying amounts and timestamps; the criterion is in section 3.7.</w:t>
+      </w:r>
     </w:p>
     <w:p>
       <w:pPr>
@@ -2520,7 +1091,7 @@
           <w:sz w:val="24"/>
           <w:szCs w:val="24"/>
         </w:rPr>
-        <w:t xml:space="preserve">Таблица 3. ROC-AUC по уровням анализа. [И] artifacts/model_matrix.json</w:t>
+        <w:t xml:space="preserve">Таблица 1. ROC-AUC по уровням анализа. [И] artifacts/model_matrix.json</w:t>
       </w:r>
     </w:p>
     <w:p>
@@ -3322,7 +1893,7 @@
           <w:sz w:val="24"/>
           <w:szCs w:val="24"/>
         </w:rPr>
-        <w:t xml:space="preserve">Таблица 5. Типологии и их структурные подписи</w:t>
+        <w:t xml:space="preserve">Таблица 2. Типологии и их структурные подписи</w:t>
       </w:r>
     </w:p>
     <w:p>
@@ -3598,7 +2169,7 @@
           <w:sz w:val="28"/>
           <w:szCs w:val="28"/>
         </w:rPr>
-        <w:t xml:space="preserve">Единица анализа — дело, группа связанных счетов; обоснование даёт таблица 3. Дела строятся вслепую, по наблюдаемым зацепкам: общий банкомат в узком окне, общий предок по деньгам, общий получатель. Разметка читается потом, чтобы измерить покрытие и обучить оценку.</w:t>
+        <w:t xml:space="preserve">Единица анализа — дело, группа связанных счетов; обоснование даёт таблица 1. Дела строятся вслепую, по наблюдаемым зацепкам: общий банкомат в узком окне, общий предок по деньгам, общий получатель. Разметка читается потом, чтобы измерить покрытие и обучить оценку.</w:t>
       </w:r>
     </w:p>
     <w:p>
@@ -3706,6 +2277,874 @@
           <w:szCs w:val="32"/>
         </w:rPr>
         <w:t xml:space="preserve">3. ПРОГРАММНАЯ РЕАЛИЗАЦИЯ И ЭКСПЕРИМЕНТАЛЬНАЯ ВАЛИДАЦИЯ</w:t>
+      </w:r>
+    </w:p>
+    <w:p>
+      <w:pPr>
+        <w:spacing w:after="120" w:line="360"/>
+        <w:ind w:firstLine="720"/>
+        <w:jc w:val="both"/>
+      </w:pPr>
+      <w:r>
+        <w:rPr>
+          <w:rFonts w:ascii="Times New Roman" w:cs="Times New Roman" w:eastAsia="Times New Roman" w:hAnsi="Times New Roman"/>
+          <w:color w:val="000000"/>
+          <w:sz w:val="28"/>
+          <w:szCs w:val="28"/>
+        </w:rPr>
+        <w:t xml:space="preserve">Прежде чем приводить измерения, названо состояние каждого компонента системы: что измерено, что написано, что пока только спроектировано.</w:t>
+      </w:r>
+    </w:p>
+    <w:p>
+      <w:pPr>
+        <w:spacing w:after="120"/>
+      </w:pPr>
+    </w:p>
+    <w:tbl>
+      <w:tblPr>
+        <w:tblW w:type="dxa" w:w="9400"/>
+        <w:tblBorders>
+          <w:top w:val="single" w:color="auto" w:sz="4"/>
+          <w:left w:val="single" w:color="auto" w:sz="4"/>
+          <w:bottom w:val="single" w:color="auto" w:sz="4"/>
+          <w:right w:val="single" w:color="auto" w:sz="4"/>
+          <w:insideH w:val="single" w:color="auto" w:sz="4"/>
+          <w:insideV w:val="single" w:color="auto" w:sz="4"/>
+        </w:tblBorders>
+      </w:tblPr>
+      <w:tblGrid>
+        <w:gridCol w:w="3800"/>
+        <w:gridCol w:w="1300"/>
+        <w:gridCol w:w="4300"/>
+      </w:tblGrid>
+      <w:tr>
+        <w:trPr>
+          <w:tblHeader/>
+        </w:trPr>
+        <w:tc>
+          <w:tcPr>
+            <w:tcW w:type="dxa" w:w="3800"/>
+            <w:shd w:fill="E7EAF2" w:color="auto" w:val="clear"/>
+            <w:tcMar>
+              <w:top w:type="dxa" w:w="60"/>
+              <w:left w:type="dxa" w:w="100"/>
+              <w:bottom w:type="dxa" w:w="60"/>
+              <w:right w:type="dxa" w:w="100"/>
+            </w:tcMar>
+          </w:tcPr>
+          <w:p>
+            <w:pPr>
+              <w:spacing w:after="0" w:line="240"/>
+              <w:jc w:val="left"/>
+            </w:pPr>
+            <w:r>
+              <w:rPr>
+                <w:rFonts w:ascii="Times New Roman" w:cs="Times New Roman" w:eastAsia="Times New Roman" w:hAnsi="Times New Roman"/>
+                <w:b/>
+                <w:bCs/>
+                <w:color w:val="000000"/>
+                <w:sz w:val="22"/>
+                <w:szCs w:val="22"/>
+              </w:rPr>
+              <w:t xml:space="preserve">Компонент</w:t>
+            </w:r>
+          </w:p>
+        </w:tc>
+        <w:tc>
+          <w:tcPr>
+            <w:tcW w:type="dxa" w:w="1300"/>
+            <w:shd w:fill="E7EAF2" w:color="auto" w:val="clear"/>
+            <w:tcMar>
+              <w:top w:type="dxa" w:w="60"/>
+              <w:left w:type="dxa" w:w="100"/>
+              <w:bottom w:type="dxa" w:w="60"/>
+              <w:right w:type="dxa" w:w="100"/>
+            </w:tcMar>
+          </w:tcPr>
+          <w:p>
+            <w:pPr>
+              <w:spacing w:after="0" w:line="240"/>
+              <w:jc w:val="left"/>
+            </w:pPr>
+            <w:r>
+              <w:rPr>
+                <w:rFonts w:ascii="Times New Roman" w:cs="Times New Roman" w:eastAsia="Times New Roman" w:hAnsi="Times New Roman"/>
+                <w:b/>
+                <w:bCs/>
+                <w:color w:val="000000"/>
+                <w:sz w:val="22"/>
+                <w:szCs w:val="22"/>
+              </w:rPr>
+              <w:t xml:space="preserve">Статус</w:t>
+            </w:r>
+          </w:p>
+        </w:tc>
+        <w:tc>
+          <w:tcPr>
+            <w:tcW w:type="dxa" w:w="4300"/>
+            <w:shd w:fill="E7EAF2" w:color="auto" w:val="clear"/>
+            <w:tcMar>
+              <w:top w:type="dxa" w:w="60"/>
+              <w:left w:type="dxa" w:w="100"/>
+              <w:bottom w:type="dxa" w:w="60"/>
+              <w:right w:type="dxa" w:w="100"/>
+            </w:tcMar>
+          </w:tcPr>
+          <w:p>
+            <w:pPr>
+              <w:spacing w:after="0" w:line="240"/>
+              <w:jc w:val="left"/>
+            </w:pPr>
+            <w:r>
+              <w:rPr>
+                <w:rFonts w:ascii="Times New Roman" w:cs="Times New Roman" w:eastAsia="Times New Roman" w:hAnsi="Times New Roman"/>
+                <w:b/>
+                <w:bCs/>
+                <w:color w:val="000000"/>
+                <w:sz w:val="22"/>
+                <w:szCs w:val="22"/>
+              </w:rPr>
+              <w:t xml:space="preserve">Чем подтверждён</w:t>
+            </w:r>
+          </w:p>
+        </w:tc>
+      </w:tr>
+      <w:tr>
+        <w:tc>
+          <w:tcPr>
+            <w:tcW w:type="dxa" w:w="3800"/>
+            <w:tcMar>
+              <w:top w:type="dxa" w:w="60"/>
+              <w:left w:type="dxa" w:w="100"/>
+              <w:bottom w:type="dxa" w:w="60"/>
+              <w:right w:type="dxa" w:w="100"/>
+            </w:tcMar>
+          </w:tcPr>
+          <w:p>
+            <w:pPr>
+              <w:spacing w:after="0" w:line="240"/>
+              <w:jc w:val="left"/>
+            </w:pPr>
+            <w:r>
+              <w:rPr>
+                <w:rFonts w:ascii="Times New Roman" w:cs="Times New Roman" w:eastAsia="Times New Roman" w:hAnsi="Times New Roman"/>
+                <w:color w:val="000000"/>
+                <w:sz w:val="22"/>
+                <w:szCs w:val="22"/>
+              </w:rPr>
+              <w:t xml:space="preserve">Генератор миров и полигон</w:t>
+            </w:r>
+          </w:p>
+        </w:tc>
+        <w:tc>
+          <w:tcPr>
+            <w:tcW w:type="dxa" w:w="1300"/>
+            <w:tcMar>
+              <w:top w:type="dxa" w:w="60"/>
+              <w:left w:type="dxa" w:w="100"/>
+              <w:bottom w:type="dxa" w:w="60"/>
+              <w:right w:type="dxa" w:w="100"/>
+            </w:tcMar>
+          </w:tcPr>
+          <w:p>
+            <w:pPr>
+              <w:spacing w:after="0" w:line="240"/>
+              <w:jc w:val="left"/>
+            </w:pPr>
+            <w:r>
+              <w:rPr>
+                <w:rFonts w:ascii="Times New Roman" w:cs="Times New Roman" w:eastAsia="Times New Roman" w:hAnsi="Times New Roman"/>
+                <w:color w:val="000000"/>
+                <w:sz w:val="22"/>
+                <w:szCs w:val="22"/>
+              </w:rPr>
+              <w:t xml:space="preserve">[И]</w:t>
+            </w:r>
+          </w:p>
+        </w:tc>
+        <w:tc>
+          <w:tcPr>
+            <w:tcW w:type="dxa" w:w="4300"/>
+            <w:tcMar>
+              <w:top w:type="dxa" w:w="60"/>
+              <w:left w:type="dxa" w:w="100"/>
+              <w:bottom w:type="dxa" w:w="60"/>
+              <w:right w:type="dxa" w:w="100"/>
+            </w:tcMar>
+          </w:tcPr>
+          <w:p>
+            <w:pPr>
+              <w:spacing w:after="0" w:line="240"/>
+              <w:jc w:val="left"/>
+            </w:pPr>
+            <w:r>
+              <w:rPr>
+                <w:rFonts w:ascii="Times New Roman" w:cs="Times New Roman" w:eastAsia="Times New Roman" w:hAnsi="Times New Roman"/>
+                <w:color w:val="000000"/>
+                <w:sz w:val="22"/>
+                <w:szCs w:val="22"/>
+              </w:rPr>
+              <w:t xml:space="preserve">23 619 счетов, 333 834 события, 5 ступеней</w:t>
+            </w:r>
+          </w:p>
+        </w:tc>
+      </w:tr>
+      <w:tr>
+        <w:tc>
+          <w:tcPr>
+            <w:tcW w:type="dxa" w:w="3800"/>
+            <w:tcMar>
+              <w:top w:type="dxa" w:w="60"/>
+              <w:left w:type="dxa" w:w="100"/>
+              <w:bottom w:type="dxa" w:w="60"/>
+              <w:right w:type="dxa" w:w="100"/>
+            </w:tcMar>
+          </w:tcPr>
+          <w:p>
+            <w:pPr>
+              <w:spacing w:after="0" w:line="240"/>
+              <w:jc w:val="left"/>
+            </w:pPr>
+            <w:r>
+              <w:rPr>
+                <w:rFonts w:ascii="Times New Roman" w:cs="Times New Roman" w:eastAsia="Times New Roman" w:hAnsi="Times New Roman"/>
+                <w:color w:val="000000"/>
+                <w:sz w:val="22"/>
+                <w:szCs w:val="22"/>
+              </w:rPr>
+              <w:t xml:space="preserve">Поиск групп вслепую</w:t>
+            </w:r>
+          </w:p>
+        </w:tc>
+        <w:tc>
+          <w:tcPr>
+            <w:tcW w:type="dxa" w:w="1300"/>
+            <w:tcMar>
+              <w:top w:type="dxa" w:w="60"/>
+              <w:left w:type="dxa" w:w="100"/>
+              <w:bottom w:type="dxa" w:w="60"/>
+              <w:right w:type="dxa" w:w="100"/>
+            </w:tcMar>
+          </w:tcPr>
+          <w:p>
+            <w:pPr>
+              <w:spacing w:after="0" w:line="240"/>
+              <w:jc w:val="left"/>
+            </w:pPr>
+            <w:r>
+              <w:rPr>
+                <w:rFonts w:ascii="Times New Roman" w:cs="Times New Roman" w:eastAsia="Times New Roman" w:hAnsi="Times New Roman"/>
+                <w:color w:val="000000"/>
+                <w:sz w:val="22"/>
+                <w:szCs w:val="22"/>
+              </w:rPr>
+              <w:t xml:space="preserve">[И]</w:t>
+            </w:r>
+          </w:p>
+        </w:tc>
+        <w:tc>
+          <w:tcPr>
+            <w:tcW w:type="dxa" w:w="4300"/>
+            <w:tcMar>
+              <w:top w:type="dxa" w:w="60"/>
+              <w:left w:type="dxa" w:w="100"/>
+              <w:bottom w:type="dxa" w:w="60"/>
+              <w:right w:type="dxa" w:w="100"/>
+            </w:tcMar>
+          </w:tcPr>
+          <w:p>
+            <w:pPr>
+              <w:spacing w:after="0" w:line="240"/>
+              <w:jc w:val="left"/>
+            </w:pPr>
+            <w:r>
+              <w:rPr>
+                <w:rFonts w:ascii="Times New Roman" w:cs="Times New Roman" w:eastAsia="Times New Roman" w:hAnsi="Times New Roman"/>
+                <w:color w:val="000000"/>
+                <w:sz w:val="22"/>
+                <w:szCs w:val="22"/>
+              </w:rPr>
+              <w:t xml:space="preserve">покрытие 0.61–0.65 счётного уровня</w:t>
+            </w:r>
+          </w:p>
+        </w:tc>
+      </w:tr>
+      <w:tr>
+        <w:tc>
+          <w:tcPr>
+            <w:tcW w:type="dxa" w:w="3800"/>
+            <w:tcMar>
+              <w:top w:type="dxa" w:w="60"/>
+              <w:left w:type="dxa" w:w="100"/>
+              <w:bottom w:type="dxa" w:w="60"/>
+              <w:right w:type="dxa" w:w="100"/>
+            </w:tcMar>
+          </w:tcPr>
+          <w:p>
+            <w:pPr>
+              <w:spacing w:after="0" w:line="240"/>
+              <w:jc w:val="left"/>
+            </w:pPr>
+            <w:r>
+              <w:rPr>
+                <w:rFonts w:ascii="Times New Roman" w:cs="Times New Roman" w:eastAsia="Times New Roman" w:hAnsi="Times New Roman"/>
+                <w:color w:val="000000"/>
+                <w:sz w:val="22"/>
+                <w:szCs w:val="22"/>
+              </w:rPr>
+              <w:t xml:space="preserve">Детектор группового уровня</w:t>
+            </w:r>
+          </w:p>
+        </w:tc>
+        <w:tc>
+          <w:tcPr>
+            <w:tcW w:type="dxa" w:w="1300"/>
+            <w:tcMar>
+              <w:top w:type="dxa" w:w="60"/>
+              <w:left w:type="dxa" w:w="100"/>
+              <w:bottom w:type="dxa" w:w="60"/>
+              <w:right w:type="dxa" w:w="100"/>
+            </w:tcMar>
+          </w:tcPr>
+          <w:p>
+            <w:pPr>
+              <w:spacing w:after="0" w:line="240"/>
+              <w:jc w:val="left"/>
+            </w:pPr>
+            <w:r>
+              <w:rPr>
+                <w:rFonts w:ascii="Times New Roman" w:cs="Times New Roman" w:eastAsia="Times New Roman" w:hAnsi="Times New Roman"/>
+                <w:color w:val="000000"/>
+                <w:sz w:val="22"/>
+                <w:szCs w:val="22"/>
+              </w:rPr>
+              <w:t xml:space="preserve">[И]</w:t>
+            </w:r>
+          </w:p>
+        </w:tc>
+        <w:tc>
+          <w:tcPr>
+            <w:tcW w:type="dxa" w:w="4300"/>
+            <w:tcMar>
+              <w:top w:type="dxa" w:w="60"/>
+              <w:left w:type="dxa" w:w="100"/>
+              <w:bottom w:type="dxa" w:w="60"/>
+              <w:right w:type="dxa" w:w="100"/>
+            </w:tcMar>
+          </w:tcPr>
+          <w:p>
+            <w:pPr>
+              <w:spacing w:after="0" w:line="240"/>
+              <w:jc w:val="left"/>
+            </w:pPr>
+            <w:r>
+              <w:rPr>
+                <w:rFonts w:ascii="Times New Roman" w:cs="Times New Roman" w:eastAsia="Times New Roman" w:hAnsi="Times New Roman"/>
+                <w:color w:val="000000"/>
+                <w:sz w:val="22"/>
+                <w:szCs w:val="22"/>
+              </w:rPr>
+              <w:t xml:space="preserve">0.991 против 0.761 у правил</w:t>
+            </w:r>
+          </w:p>
+        </w:tc>
+      </w:tr>
+      <w:tr>
+        <w:tc>
+          <w:tcPr>
+            <w:tcW w:type="dxa" w:w="3800"/>
+            <w:tcMar>
+              <w:top w:type="dxa" w:w="60"/>
+              <w:left w:type="dxa" w:w="100"/>
+              <w:bottom w:type="dxa" w:w="60"/>
+              <w:right w:type="dxa" w:w="100"/>
+            </w:tcMar>
+          </w:tcPr>
+          <w:p>
+            <w:pPr>
+              <w:spacing w:after="0" w:line="240"/>
+              <w:jc w:val="left"/>
+            </w:pPr>
+            <w:r>
+              <w:rPr>
+                <w:rFonts w:ascii="Times New Roman" w:cs="Times New Roman" w:eastAsia="Times New Roman" w:hAnsi="Times New Roman"/>
+                <w:color w:val="000000"/>
+                <w:sz w:val="22"/>
+                <w:szCs w:val="22"/>
+              </w:rPr>
+              <w:t xml:space="preserve">Два протокола проверки</w:t>
+            </w:r>
+          </w:p>
+        </w:tc>
+        <w:tc>
+          <w:tcPr>
+            <w:tcW w:type="dxa" w:w="1300"/>
+            <w:tcMar>
+              <w:top w:type="dxa" w:w="60"/>
+              <w:left w:type="dxa" w:w="100"/>
+              <w:bottom w:type="dxa" w:w="60"/>
+              <w:right w:type="dxa" w:w="100"/>
+            </w:tcMar>
+          </w:tcPr>
+          <w:p>
+            <w:pPr>
+              <w:spacing w:after="0" w:line="240"/>
+              <w:jc w:val="left"/>
+            </w:pPr>
+            <w:r>
+              <w:rPr>
+                <w:rFonts w:ascii="Times New Roman" w:cs="Times New Roman" w:eastAsia="Times New Roman" w:hAnsi="Times New Roman"/>
+                <w:color w:val="000000"/>
+                <w:sz w:val="22"/>
+                <w:szCs w:val="22"/>
+              </w:rPr>
+              <w:t xml:space="preserve">[И]</w:t>
+            </w:r>
+          </w:p>
+        </w:tc>
+        <w:tc>
+          <w:tcPr>
+            <w:tcW w:type="dxa" w:w="4300"/>
+            <w:tcMar>
+              <w:top w:type="dxa" w:w="60"/>
+              <w:left w:type="dxa" w:w="100"/>
+              <w:bottom w:type="dxa" w:w="60"/>
+              <w:right w:type="dxa" w:w="100"/>
+            </w:tcMar>
+          </w:tcPr>
+          <w:p>
+            <w:pPr>
+              <w:spacing w:after="0" w:line="240"/>
+              <w:jc w:val="left"/>
+            </w:pPr>
+            <w:r>
+              <w:rPr>
+                <w:rFonts w:ascii="Times New Roman" w:cs="Times New Roman" w:eastAsia="Times New Roman" w:hAnsi="Times New Roman"/>
+                <w:color w:val="000000"/>
+                <w:sz w:val="22"/>
+                <w:szCs w:val="22"/>
+              </w:rPr>
+              <w:t xml:space="preserve">0.995–0.999 и 0.939–0.968</w:t>
+            </w:r>
+          </w:p>
+        </w:tc>
+      </w:tr>
+      <w:tr>
+        <w:tc>
+          <w:tcPr>
+            <w:tcW w:type="dxa" w:w="3800"/>
+            <w:tcMar>
+              <w:top w:type="dxa" w:w="60"/>
+              <w:left w:type="dxa" w:w="100"/>
+              <w:bottom w:type="dxa" w:w="60"/>
+              <w:right w:type="dxa" w:w="100"/>
+            </w:tcMar>
+          </w:tcPr>
+          <w:p>
+            <w:pPr>
+              <w:spacing w:after="0" w:line="240"/>
+              <w:jc w:val="left"/>
+            </w:pPr>
+            <w:r>
+              <w:rPr>
+                <w:rFonts w:ascii="Times New Roman" w:cs="Times New Roman" w:eastAsia="Times New Roman" w:hAnsi="Times New Roman"/>
+                <w:color w:val="000000"/>
+                <w:sz w:val="22"/>
+                <w:szCs w:val="22"/>
+              </w:rPr>
+              <w:t xml:space="preserve">Цена порога и граница уклонения</w:t>
+            </w:r>
+          </w:p>
+        </w:tc>
+        <w:tc>
+          <w:tcPr>
+            <w:tcW w:type="dxa" w:w="1300"/>
+            <w:tcMar>
+              <w:top w:type="dxa" w:w="60"/>
+              <w:left w:type="dxa" w:w="100"/>
+              <w:bottom w:type="dxa" w:w="60"/>
+              <w:right w:type="dxa" w:w="100"/>
+            </w:tcMar>
+          </w:tcPr>
+          <w:p>
+            <w:pPr>
+              <w:spacing w:after="0" w:line="240"/>
+              <w:jc w:val="left"/>
+            </w:pPr>
+            <w:r>
+              <w:rPr>
+                <w:rFonts w:ascii="Times New Roman" w:cs="Times New Roman" w:eastAsia="Times New Roman" w:hAnsi="Times New Roman"/>
+                <w:color w:val="000000"/>
+                <w:sz w:val="22"/>
+                <w:szCs w:val="22"/>
+              </w:rPr>
+              <w:t xml:space="preserve">[И]</w:t>
+            </w:r>
+          </w:p>
+        </w:tc>
+        <w:tc>
+          <w:tcPr>
+            <w:tcW w:type="dxa" w:w="4300"/>
+            <w:tcMar>
+              <w:top w:type="dxa" w:w="60"/>
+              <w:left w:type="dxa" w:w="100"/>
+              <w:bottom w:type="dxa" w:w="60"/>
+              <w:right w:type="dxa" w:w="100"/>
+            </w:tcMar>
+          </w:tcPr>
+          <w:p>
+            <w:pPr>
+              <w:spacing w:after="0" w:line="240"/>
+              <w:jc w:val="left"/>
+            </w:pPr>
+            <w:r>
+              <w:rPr>
+                <w:rFonts w:ascii="Times New Roman" w:cs="Times New Roman" w:eastAsia="Times New Roman" w:hAnsi="Times New Roman"/>
+                <w:color w:val="000000"/>
+                <w:sz w:val="22"/>
+                <w:szCs w:val="22"/>
+              </w:rPr>
+              <w:t xml:space="preserve">до 151 проверки на находку; третий источник денег</w:t>
+            </w:r>
+          </w:p>
+        </w:tc>
+      </w:tr>
+      <w:tr>
+        <w:tc>
+          <w:tcPr>
+            <w:tcW w:type="dxa" w:w="3800"/>
+            <w:tcMar>
+              <w:top w:type="dxa" w:w="60"/>
+              <w:left w:type="dxa" w:w="100"/>
+              <w:bottom w:type="dxa" w:w="60"/>
+              <w:right w:type="dxa" w:w="100"/>
+            </w:tcMar>
+          </w:tcPr>
+          <w:p>
+            <w:pPr>
+              <w:spacing w:after="0" w:line="240"/>
+              <w:jc w:val="left"/>
+            </w:pPr>
+            <w:r>
+              <w:rPr>
+                <w:rFonts w:ascii="Times New Roman" w:cs="Times New Roman" w:eastAsia="Times New Roman" w:hAnsi="Times New Roman"/>
+                <w:color w:val="000000"/>
+                <w:sz w:val="22"/>
+                <w:szCs w:val="22"/>
+              </w:rPr>
+              <w:t xml:space="preserve">Внешняя валидация, Elliptic</w:t>
+            </w:r>
+          </w:p>
+        </w:tc>
+        <w:tc>
+          <w:tcPr>
+            <w:tcW w:type="dxa" w:w="1300"/>
+            <w:tcMar>
+              <w:top w:type="dxa" w:w="60"/>
+              <w:left w:type="dxa" w:w="100"/>
+              <w:bottom w:type="dxa" w:w="60"/>
+              <w:right w:type="dxa" w:w="100"/>
+            </w:tcMar>
+          </w:tcPr>
+          <w:p>
+            <w:pPr>
+              <w:spacing w:after="0" w:line="240"/>
+              <w:jc w:val="left"/>
+            </w:pPr>
+            <w:r>
+              <w:rPr>
+                <w:rFonts w:ascii="Times New Roman" w:cs="Times New Roman" w:eastAsia="Times New Roman" w:hAnsi="Times New Roman"/>
+                <w:color w:val="000000"/>
+                <w:sz w:val="22"/>
+                <w:szCs w:val="22"/>
+              </w:rPr>
+              <w:t xml:space="preserve">[И]</w:t>
+            </w:r>
+          </w:p>
+        </w:tc>
+        <w:tc>
+          <w:tcPr>
+            <w:tcW w:type="dxa" w:w="4300"/>
+            <w:tcMar>
+              <w:top w:type="dxa" w:w="60"/>
+              <w:left w:type="dxa" w:w="100"/>
+              <w:bottom w:type="dxa" w:w="60"/>
+              <w:right w:type="dxa" w:w="100"/>
+            </w:tcMar>
+          </w:tcPr>
+          <w:p>
+            <w:pPr>
+              <w:spacing w:after="0" w:line="240"/>
+              <w:jc w:val="left"/>
+            </w:pPr>
+            <w:r>
+              <w:rPr>
+                <w:rFonts w:ascii="Times New Roman" w:cs="Times New Roman" w:eastAsia="Times New Roman" w:hAnsi="Times New Roman"/>
+                <w:color w:val="000000"/>
+                <w:sz w:val="22"/>
+                <w:szCs w:val="22"/>
+              </w:rPr>
+              <w:t xml:space="preserve">0.687 против 0.454 у контроля</w:t>
+            </w:r>
+          </w:p>
+        </w:tc>
+      </w:tr>
+      <w:tr>
+        <w:tc>
+          <w:tcPr>
+            <w:tcW w:type="dxa" w:w="3800"/>
+            <w:tcMar>
+              <w:top w:type="dxa" w:w="60"/>
+              <w:left w:type="dxa" w:w="100"/>
+              <w:bottom w:type="dxa" w:w="60"/>
+              <w:right w:type="dxa" w:w="100"/>
+            </w:tcMar>
+          </w:tcPr>
+          <w:p>
+            <w:pPr>
+              <w:spacing w:after="0" w:line="240"/>
+              <w:jc w:val="left"/>
+            </w:pPr>
+            <w:r>
+              <w:rPr>
+                <w:rFonts w:ascii="Times New Roman" w:cs="Times New Roman" w:eastAsia="Times New Roman" w:hAnsi="Times New Roman"/>
+                <w:color w:val="000000"/>
+                <w:sz w:val="22"/>
+                <w:szCs w:val="22"/>
+              </w:rPr>
+              <w:t xml:space="preserve">Обучение двух ветвей и параметр W</w:t>
+            </w:r>
+          </w:p>
+        </w:tc>
+        <w:tc>
+          <w:tcPr>
+            <w:tcW w:type="dxa" w:w="1300"/>
+            <w:tcMar>
+              <w:top w:type="dxa" w:w="60"/>
+              <w:left w:type="dxa" w:w="100"/>
+              <w:bottom w:type="dxa" w:w="60"/>
+              <w:right w:type="dxa" w:w="100"/>
+            </w:tcMar>
+          </w:tcPr>
+          <w:p>
+            <w:pPr>
+              <w:spacing w:after="0" w:line="240"/>
+              <w:jc w:val="left"/>
+            </w:pPr>
+            <w:r>
+              <w:rPr>
+                <w:rFonts w:ascii="Times New Roman" w:cs="Times New Roman" w:eastAsia="Times New Roman" w:hAnsi="Times New Roman"/>
+                <w:color w:val="000000"/>
+                <w:sz w:val="22"/>
+                <w:szCs w:val="22"/>
+              </w:rPr>
+              <w:t xml:space="preserve">[И]</w:t>
+            </w:r>
+          </w:p>
+        </w:tc>
+        <w:tc>
+          <w:tcPr>
+            <w:tcW w:type="dxa" w:w="4300"/>
+            <w:tcMar>
+              <w:top w:type="dxa" w:w="60"/>
+              <w:left w:type="dxa" w:w="100"/>
+              <w:bottom w:type="dxa" w:w="60"/>
+              <w:right w:type="dxa" w:w="100"/>
+            </w:tcMar>
+          </w:tcPr>
+          <w:p>
+            <w:pPr>
+              <w:spacing w:after="0" w:line="240"/>
+              <w:jc w:val="left"/>
+            </w:pPr>
+            <w:r>
+              <w:rPr>
+                <w:rFonts w:ascii="Times New Roman" w:cs="Times New Roman" w:eastAsia="Times New Roman" w:hAnsi="Times New Roman"/>
+                <w:color w:val="000000"/>
+                <w:sz w:val="22"/>
+                <w:szCs w:val="22"/>
+              </w:rPr>
+              <w:t xml:space="preserve">0.985 и 0.986 между мирами; W даёт −0.0022</w:t>
+            </w:r>
+          </w:p>
+        </w:tc>
+      </w:tr>
+      <w:tr>
+        <w:tc>
+          <w:tcPr>
+            <w:tcW w:type="dxa" w:w="3800"/>
+            <w:tcMar>
+              <w:top w:type="dxa" w:w="60"/>
+              <w:left w:type="dxa" w:w="100"/>
+              <w:bottom w:type="dxa" w:w="60"/>
+              <w:right w:type="dxa" w:w="100"/>
+            </w:tcMar>
+          </w:tcPr>
+          <w:p>
+            <w:pPr>
+              <w:spacing w:after="0" w:line="240"/>
+              <w:jc w:val="left"/>
+            </w:pPr>
+            <w:r>
+              <w:rPr>
+                <w:rFonts w:ascii="Times New Roman" w:cs="Times New Roman" w:eastAsia="Times New Roman" w:hAnsi="Times New Roman"/>
+                <w:color w:val="000000"/>
+                <w:sz w:val="22"/>
+                <w:szCs w:val="22"/>
+              </w:rPr>
+              <w:t xml:space="preserve">Ансамбль трёх ветвей, разрешение сущностей</w:t>
+            </w:r>
+          </w:p>
+        </w:tc>
+        <w:tc>
+          <w:tcPr>
+            <w:tcW w:type="dxa" w:w="1300"/>
+            <w:tcMar>
+              <w:top w:type="dxa" w:w="60"/>
+              <w:left w:type="dxa" w:w="100"/>
+              <w:bottom w:type="dxa" w:w="60"/>
+              <w:right w:type="dxa" w:w="100"/>
+            </w:tcMar>
+          </w:tcPr>
+          <w:p>
+            <w:pPr>
+              <w:spacing w:after="0" w:line="240"/>
+              <w:jc w:val="left"/>
+            </w:pPr>
+            <w:r>
+              <w:rPr>
+                <w:rFonts w:ascii="Times New Roman" w:cs="Times New Roman" w:eastAsia="Times New Roman" w:hAnsi="Times New Roman"/>
+                <w:color w:val="000000"/>
+                <w:sz w:val="22"/>
+                <w:szCs w:val="22"/>
+              </w:rPr>
+              <w:t xml:space="preserve">[Р]/[П]</w:t>
+            </w:r>
+          </w:p>
+        </w:tc>
+        <w:tc>
+          <w:tcPr>
+            <w:tcW w:type="dxa" w:w="4300"/>
+            <w:tcMar>
+              <w:top w:type="dxa" w:w="60"/>
+              <w:left w:type="dxa" w:w="100"/>
+              <w:bottom w:type="dxa" w:w="60"/>
+              <w:right w:type="dxa" w:w="100"/>
+            </w:tcMar>
+          </w:tcPr>
+          <w:p>
+            <w:pPr>
+              <w:spacing w:after="0" w:line="240"/>
+              <w:jc w:val="left"/>
+            </w:pPr>
+            <w:r>
+              <w:rPr>
+                <w:rFonts w:ascii="Times New Roman" w:cs="Times New Roman" w:eastAsia="Times New Roman" w:hAnsi="Times New Roman"/>
+                <w:color w:val="000000"/>
+                <w:sz w:val="22"/>
+                <w:szCs w:val="22"/>
+              </w:rPr>
+              <w:t xml:space="preserve">заменители в сервисе, замера времени нет</w:t>
+            </w:r>
+          </w:p>
+        </w:tc>
+      </w:tr>
+      <w:tr>
+        <w:tc>
+          <w:tcPr>
+            <w:tcW w:type="dxa" w:w="3800"/>
+            <w:tcMar>
+              <w:top w:type="dxa" w:w="60"/>
+              <w:left w:type="dxa" w:w="100"/>
+              <w:bottom w:type="dxa" w:w="60"/>
+              <w:right w:type="dxa" w:w="100"/>
+            </w:tcMar>
+          </w:tcPr>
+          <w:p>
+            <w:pPr>
+              <w:spacing w:after="0" w:line="240"/>
+              <w:jc w:val="left"/>
+            </w:pPr>
+            <w:r>
+              <w:rPr>
+                <w:rFonts w:ascii="Times New Roman" w:cs="Times New Roman" w:eastAsia="Times New Roman" w:hAnsi="Times New Roman"/>
+                <w:color w:val="000000"/>
+                <w:sz w:val="22"/>
+                <w:szCs w:val="22"/>
+              </w:rPr>
+              <w:t xml:space="preserve">Банковские данные, периметр, 0.96/0.92</w:t>
+            </w:r>
+          </w:p>
+        </w:tc>
+        <w:tc>
+          <w:tcPr>
+            <w:tcW w:type="dxa" w:w="1300"/>
+            <w:tcMar>
+              <w:top w:type="dxa" w:w="60"/>
+              <w:left w:type="dxa" w:w="100"/>
+              <w:bottom w:type="dxa" w:w="60"/>
+              <w:right w:type="dxa" w:w="100"/>
+            </w:tcMar>
+          </w:tcPr>
+          <w:p>
+            <w:pPr>
+              <w:spacing w:after="0" w:line="240"/>
+              <w:jc w:val="left"/>
+            </w:pPr>
+            <w:r>
+              <w:rPr>
+                <w:rFonts w:ascii="Times New Roman" w:cs="Times New Roman" w:eastAsia="Times New Roman" w:hAnsi="Times New Roman"/>
+                <w:color w:val="000000"/>
+                <w:sz w:val="22"/>
+                <w:szCs w:val="22"/>
+              </w:rPr>
+              <w:t xml:space="preserve">[П]/[Ц]</w:t>
+            </w:r>
+          </w:p>
+        </w:tc>
+        <w:tc>
+          <w:tcPr>
+            <w:tcW w:type="dxa" w:w="4300"/>
+            <w:tcMar>
+              <w:top w:type="dxa" w:w="60"/>
+              <w:left w:type="dxa" w:w="100"/>
+              <w:bottom w:type="dxa" w:w="60"/>
+              <w:right w:type="dxa" w:w="100"/>
+            </w:tcMar>
+          </w:tcPr>
+          <w:p>
+            <w:pPr>
+              <w:spacing w:after="0" w:line="240"/>
+              <w:jc w:val="left"/>
+            </w:pPr>
+            <w:r>
+              <w:rPr>
+                <w:rFonts w:ascii="Times New Roman" w:cs="Times New Roman" w:eastAsia="Times New Roman" w:hAnsi="Times New Roman"/>
+                <w:color w:val="000000"/>
+                <w:sz w:val="22"/>
+                <w:szCs w:val="22"/>
+              </w:rPr>
+              <w:t xml:space="preserve">программа и критерии, разделы 3.7 и 5</w:t>
+            </w:r>
+          </w:p>
+        </w:tc>
+      </w:tr>
+    </w:tbl>
+    <w:p>
+      <w:pPr>
+        <w:spacing w:after="80" w:before="120" w:line="360"/>
+        <w:jc w:val="left"/>
+      </w:pPr>
+      <w:r>
+        <w:rPr>
+          <w:rFonts w:ascii="Times New Roman" w:cs="Times New Roman" w:eastAsia="Times New Roman" w:hAnsi="Times New Roman"/>
+          <w:i/>
+          <w:iCs/>
+          <w:color w:val="595959"/>
+          <w:sz w:val="24"/>
+          <w:szCs w:val="24"/>
+        </w:rPr>
+        <w:t xml:space="preserve">Таблица 3. Состояние компонентов на дату сдачи работы</w:t>
       </w:r>
     </w:p>
     <w:p>
@@ -4186,7 +3625,7 @@
           <w:sz w:val="24"/>
           <w:szCs w:val="24"/>
         </w:rPr>
-        <w:t xml:space="preserve">Таблица 6. ROC-AUC ветвей. [И] artifacts/branch_training_v2.json</w:t>
+        <w:t xml:space="preserve">Таблица 4. ROC-AUC ветвей. [И] artifacts/branch_training_v2.json</w:t>
       </w:r>
     </w:p>
     <w:p>
@@ -4609,7 +4048,7 @@
           <w:sz w:val="24"/>
           <w:szCs w:val="24"/>
         </w:rPr>
-        <w:t xml:space="preserve">Таблица 7. Два протокола. [И] artifacts/case_panel.json, три мира</w:t>
+        <w:t xml:space="preserve">Таблица 5. Два протокола. [И] artifacts/case_panel.json, три мира</w:t>
       </w:r>
     </w:p>
     <w:p>
@@ -5521,7 +4960,7 @@
           <w:sz w:val="24"/>
           <w:szCs w:val="24"/>
         </w:rPr>
-        <w:t xml:space="preserve">Таблица 8. Лестница миров. [И] artifacts/ladder_of_worlds.json, три сида</w:t>
+        <w:t xml:space="preserve">Таблица 6. Лестница миров. [И] artifacts/ladder_of_worlds.json, три сида</w:t>
       </w:r>
     </w:p>
     <w:p>
@@ -6156,7 +5595,7 @@
           <w:sz w:val="24"/>
           <w:szCs w:val="24"/>
         </w:rPr>
-        <w:t xml:space="preserve">Таблица 9. Редкость и цена проверки. [И] artifacts/prevalence_sweep.json, три сида</w:t>
+        <w:t xml:space="preserve">Таблица 7. Редкость и цена проверки. [И] artifacts/prevalence_sweep.json, три сида</w:t>
       </w:r>
     </w:p>
     <w:p>
@@ -6635,7 +6074,7 @@
           <w:sz w:val="24"/>
           <w:szCs w:val="24"/>
         </w:rPr>
-        <w:t xml:space="preserve">Таблица 10. Порог вместо бюджета. [И] artifacts/prevalence_sweep.json</w:t>
+        <w:t xml:space="preserve">Таблица 8. Порог вместо бюджета. [И] artifacts/prevalence_sweep.json</w:t>
       </w:r>
     </w:p>
     <w:p>
@@ -7547,7 +6986,7 @@
           <w:sz w:val="24"/>
           <w:szCs w:val="24"/>
         </w:rPr>
-        <w:t xml:space="preserve">Таблица 11. Цена уклонения. [И] artifacts/evasion_curve.json, три сида</w:t>
+        <w:t xml:space="preserve">Таблица 9. Цена уклонения. [И] artifacts/evasion_curve.json, три сида</w:t>
       </w:r>
     </w:p>
     <w:p>
@@ -8175,7 +7614,7 @@
           <w:sz w:val="24"/>
           <w:szCs w:val="24"/>
         </w:rPr>
-        <w:t xml:space="preserve">Таблица 12. Elliptic, пять складок с карантином. [И] artifacts/elliptic_probe.json</w:t>
+        <w:t xml:space="preserve">Таблица 10. Elliptic, пять складок с карантином. [И] artifacts/elliptic_probe.json</w:t>
       </w:r>
     </w:p>
     <w:p>
@@ -9364,7 +8803,7 @@
           <w:sz w:val="24"/>
           <w:szCs w:val="24"/>
         </w:rPr>
-        <w:t xml:space="preserve">Таблица 14. Дорожная карта и критерии выполнения. [П]</w:t>
+        <w:t xml:space="preserve">Таблица 11. Дорожная карта и критерии выполнения. [П]</w:t>
       </w:r>
     </w:p>
     <w:p>
@@ -10517,7 +9956,7 @@
           <w:sz w:val="24"/>
           <w:szCs w:val="24"/>
         </w:rPr>
-        <w:t xml:space="preserve">Таблица 15. Дневник выполнения работы по этапам</w:t>
+        <w:t xml:space="preserve">Таблица 12. Дневник выполнения работы по этапам</w:t>
       </w:r>
     </w:p>
     <w:p>
